--- a/docs/assignments/lab-12/lab12-report-template.docx
+++ b/docs/assignments/lab-12/lab12-report-template.docx
@@ -5166,7 +5166,7 @@
                 <w:sz w:val="17"/>
                 <w:szCs w:val="17"/>
               </w:rPr>
-              <w:t xml:space="preserve">Title and text box say what changed from Map 1 and give both populations (2)</w:t>
+              <w:t xml:space="preserve">Title and text box say what changed from Map 1 and give both counts of people outside (2)</w:t>
             </w:r>
           </w:p>
           <w:p>
@@ -5315,7 +5315,7 @@
                 <w:sz w:val="17"/>
                 <w:szCs w:val="17"/>
               </w:rPr>
-              <w:t xml:space="preserve">Why and where the buffer and the network disagree, with two places named (2)</w:t>
+              <w:t xml:space="preserve">Why the buffer and the network disagree: the people the buffer claims and the roads do not reach, and what the roads do at your two places (2)</w:t>
             </w:r>
           </w:p>
           <w:p>

--- a/docs/assignments/lab-12/lab12-report-template.docx
+++ b/docs/assignments/lab-12/lab12-report-template.docx
@@ -1403,7 +1403,7 @@
                 <w:sz w:val="19"/>
                 <w:szCs w:val="19"/>
               </w:rPr>
-              <w:t xml:space="preserve">Select Layer By Location (network)</w:t>
+              <w:t xml:space="preserve">Make Feature Layer (Blocks_Net)</w:t>
             </w:r>
           </w:p>
         </w:tc>
@@ -1514,7 +1514,7 @@
                 <w:sz w:val="19"/>
                 <w:szCs w:val="19"/>
               </w:rPr>
-              <w:t xml:space="preserve">Copy Features + Summary Statistics (network)</w:t>
+              <w:t xml:space="preserve">Select Layer By Location (network)</w:t>
             </w:r>
           </w:p>
         </w:tc>
@@ -1628,7 +1628,232 @@
                 <w:sz w:val="19"/>
                 <w:szCs w:val="19"/>
               </w:rPr>
+              <w:t xml:space="preserve">Copy Features + Summary Statistics (network)</w:t>
+            </w:r>
+          </w:p>
+        </w:tc>
+        <w:tc>
+          <w:tcPr>
+            <w:tcW w:type="dxa" w:w="2100"/>
+            <w:tcMar>
+              <w:top w:type="dxa" w:w="90"/>
+              <w:left w:type="dxa" w:w="120"/>
+              <w:bottom w:type="dxa" w:w="90"/>
+              <w:right w:type="dxa" w:w="120"/>
+            </w:tcMar>
+          </w:tcPr>
+          <w:p>
+            <w:r>
+              <w:rPr>
+                <w:color w:val="767171"/>
+                <w:sz w:val="19"/>
+                <w:szCs w:val="19"/>
+              </w:rPr>
+              <w:t xml:space="preserve"> </w:t>
+            </w:r>
+          </w:p>
+        </w:tc>
+        <w:tc>
+          <w:tcPr>
+            <w:tcW w:type="dxa" w:w="2000"/>
+            <w:tcMar>
+              <w:top w:type="dxa" w:w="90"/>
+              <w:left w:type="dxa" w:w="120"/>
+              <w:bottom w:type="dxa" w:w="90"/>
+              <w:right w:type="dxa" w:w="120"/>
+            </w:tcMar>
+          </w:tcPr>
+          <w:p>
+            <w:r>
+              <w:rPr>
+                <w:color w:val="767171"/>
+                <w:sz w:val="19"/>
+                <w:szCs w:val="19"/>
+              </w:rPr>
+              <w:t xml:space="preserve"> </w:t>
+            </w:r>
+          </w:p>
+        </w:tc>
+        <w:tc>
+          <w:tcPr>
+            <w:tcW w:type="dxa" w:w="1700"/>
+            <w:tcMar>
+              <w:top w:type="dxa" w:w="90"/>
+              <w:left w:type="dxa" w:w="120"/>
+              <w:bottom w:type="dxa" w:w="90"/>
+              <w:right w:type="dxa" w:w="120"/>
+            </w:tcMar>
+          </w:tcPr>
+          <w:p>
+            <w:r>
+              <w:rPr>
+                <w:color w:val="767171"/>
+                <w:sz w:val="19"/>
+                <w:szCs w:val="19"/>
+              </w:rPr>
+              <w:t xml:space="preserve"> </w:t>
+            </w:r>
+          </w:p>
+        </w:tc>
+        <w:tc>
+          <w:tcPr>
+            <w:tcW w:type="dxa" w:w="1260"/>
+            <w:tcMar>
+              <w:top w:type="dxa" w:w="90"/>
+              <w:left w:type="dxa" w:w="120"/>
+              <w:bottom w:type="dxa" w:w="90"/>
+              <w:right w:type="dxa" w:w="120"/>
+            </w:tcMar>
+          </w:tcPr>
+          <w:p>
+            <w:r>
+              <w:rPr>
+                <w:color w:val="767171"/>
+                <w:sz w:val="19"/>
+                <w:szCs w:val="19"/>
+              </w:rPr>
+              <w:t xml:space="preserve"> </w:t>
+            </w:r>
+          </w:p>
+        </w:tc>
+      </w:tr>
+      <w:tr>
+        <w:trPr>
+          <w:cantSplit/>
+        </w:trPr>
+        <w:tc>
+          <w:tcPr>
+            <w:tcW w:type="dxa" w:w="2300"/>
+            <w:shd w:fill="F2F2F2" w:color="auto" w:val="clear"/>
+            <w:tcMar>
+              <w:top w:type="dxa" w:w="90"/>
+              <w:left w:type="dxa" w:w="120"/>
+              <w:bottom w:type="dxa" w:w="90"/>
+              <w:right w:type="dxa" w:w="120"/>
+            </w:tcMar>
+          </w:tcPr>
+          <w:p>
+            <w:r>
+              <w:rPr>
+                <w:color w:val="000000"/>
+                <w:sz w:val="19"/>
+                <w:szCs w:val="19"/>
+              </w:rPr>
               <w:t xml:space="preserve">Buffer (Crow_Area)</w:t>
+            </w:r>
+          </w:p>
+        </w:tc>
+        <w:tc>
+          <w:tcPr>
+            <w:tcW w:type="dxa" w:w="2100"/>
+            <w:shd w:fill="F2F2F2" w:color="auto" w:val="clear"/>
+            <w:tcMar>
+              <w:top w:type="dxa" w:w="90"/>
+              <w:left w:type="dxa" w:w="120"/>
+              <w:bottom w:type="dxa" w:w="90"/>
+              <w:right w:type="dxa" w:w="120"/>
+            </w:tcMar>
+          </w:tcPr>
+          <w:p>
+            <w:r>
+              <w:rPr>
+                <w:color w:val="767171"/>
+                <w:sz w:val="19"/>
+                <w:szCs w:val="19"/>
+              </w:rPr>
+              <w:t xml:space="preserve"> </w:t>
+            </w:r>
+          </w:p>
+        </w:tc>
+        <w:tc>
+          <w:tcPr>
+            <w:tcW w:type="dxa" w:w="2000"/>
+            <w:shd w:fill="F2F2F2" w:color="auto" w:val="clear"/>
+            <w:tcMar>
+              <w:top w:type="dxa" w:w="90"/>
+              <w:left w:type="dxa" w:w="120"/>
+              <w:bottom w:type="dxa" w:w="90"/>
+              <w:right w:type="dxa" w:w="120"/>
+            </w:tcMar>
+          </w:tcPr>
+          <w:p>
+            <w:r>
+              <w:rPr>
+                <w:color w:val="767171"/>
+                <w:sz w:val="19"/>
+                <w:szCs w:val="19"/>
+              </w:rPr>
+              <w:t xml:space="preserve"> </w:t>
+            </w:r>
+          </w:p>
+        </w:tc>
+        <w:tc>
+          <w:tcPr>
+            <w:tcW w:type="dxa" w:w="1700"/>
+            <w:shd w:fill="F2F2F2" w:color="auto" w:val="clear"/>
+            <w:tcMar>
+              <w:top w:type="dxa" w:w="90"/>
+              <w:left w:type="dxa" w:w="120"/>
+              <w:bottom w:type="dxa" w:w="90"/>
+              <w:right w:type="dxa" w:w="120"/>
+            </w:tcMar>
+          </w:tcPr>
+          <w:p>
+            <w:r>
+              <w:rPr>
+                <w:color w:val="767171"/>
+                <w:sz w:val="19"/>
+                <w:szCs w:val="19"/>
+              </w:rPr>
+              <w:t xml:space="preserve"> </w:t>
+            </w:r>
+          </w:p>
+        </w:tc>
+        <w:tc>
+          <w:tcPr>
+            <w:tcW w:type="dxa" w:w="1260"/>
+            <w:shd w:fill="F2F2F2" w:color="auto" w:val="clear"/>
+            <w:tcMar>
+              <w:top w:type="dxa" w:w="90"/>
+              <w:left w:type="dxa" w:w="120"/>
+              <w:bottom w:type="dxa" w:w="90"/>
+              <w:right w:type="dxa" w:w="120"/>
+            </w:tcMar>
+          </w:tcPr>
+          <w:p>
+            <w:r>
+              <w:rPr>
+                <w:color w:val="767171"/>
+                <w:sz w:val="19"/>
+                <w:szCs w:val="19"/>
+              </w:rPr>
+              <w:t xml:space="preserve"> </w:t>
+            </w:r>
+          </w:p>
+        </w:tc>
+      </w:tr>
+      <w:tr>
+        <w:trPr>
+          <w:cantSplit/>
+        </w:trPr>
+        <w:tc>
+          <w:tcPr>
+            <w:tcW w:type="dxa" w:w="2300"/>
+            <w:tcMar>
+              <w:top w:type="dxa" w:w="90"/>
+              <w:left w:type="dxa" w:w="120"/>
+              <w:bottom w:type="dxa" w:w="90"/>
+              <w:right w:type="dxa" w:w="120"/>
+            </w:tcMar>
+          </w:tcPr>
+          <w:p>
+            <w:r>
+              <w:rPr>
+                <w:color w:val="000000"/>
+                <w:sz w:val="19"/>
+                <w:szCs w:val="19"/>
+              </w:rPr>
+              <w:t xml:space="preserve">Make Feature Layer (Blocks_Crow)</w:t>
             </w:r>
           </w:p>
         </w:tc>

--- a/docs/assignments/lab-12/lab12-report-template.docx
+++ b/docs/assignments/lab-12/lab12-report-template.docx
@@ -170,7 +170,7 @@
           <w:sz w:val="48"/>
           <w:szCs w:val="48"/>
         </w:rPr>
-        <w:t xml:space="preserve">Lab 12: Fire Response Coverage, a Network Analysis</w:t>
+        <w:t xml:space="preserve">Lab 12: Avalanche Hazard</w:t>
       </w:r>
     </w:p>
     <w:p>
@@ -184,7 +184,7 @@
           <w:sz w:val="32"/>
           <w:szCs w:val="32"/>
         </w:rPr>
-        <w:t xml:space="preserve">Who in Utah County lives more than four minutes’ drive from a fire station</w:t>
+        <w:t xml:space="preserve">Terrain-based avalanche hazard screening from slope, aspect, and elevation</w:t>
       </w:r>
     </w:p>
     <w:p>
@@ -361,7 +361,7 @@
           <w:sz w:val="19"/>
           <w:szCs w:val="19"/>
         </w:rPr>
-        <w:t xml:space="preserve">Rubric: the requirements of the project and your approach to solving it, in your own words (2 points). Two or three paragraphs. Say what you set out to measure and how you went about it — not a retelling of the step-by-step. If you built the model without the step-by-step instructions, say so here.</w:t>
+        <w:t xml:space="preserve">Rubric: the requirements of the project and your approach to solving it, in your own words (2 points). Two or three paragraphs. Say what you set out to show and how you went about it — not a retelling of the step-by-step. If you built the model without the step-by-step instructions, say so here.</w:t>
       </w:r>
     </w:p>
     <w:p>
@@ -391,7 +391,7 @@
           <w:sz w:val="28"/>
           <w:szCs w:val="28"/>
         </w:rPr>
-        <w:t xml:space="preserve">2.  The Data and Their Metadata</w:t>
+        <w:t xml:space="preserve">2.  The DEM and Its Metadata</w:t>
       </w:r>
     </w:p>
     <w:p>
@@ -406,7 +406,7 @@
           <w:sz w:val="19"/>
           <w:szCs w:val="19"/>
         </w:rPr>
-        <w:t xml:space="preserve">Rubric: the three metadata values and what each means for your count (2 points). Read them yourself on the UGRC pages and services linked in the Data section and in READ-ME-FIRST.txt — do not copy them from Figure A.</w:t>
+        <w:t xml:space="preserve">Rubric: the three metadata values for the DEM and what each means for your result (2 points). Confirm them yourself from READ-ME-FIRST.txt, the raster’s properties and the tile’s metadata file — do not copy them from Figure A.</w:t>
       </w:r>
     </w:p>
     <w:p>
@@ -513,7 +513,7 @@
                 <w:sz w:val="19"/>
                 <w:szCs w:val="19"/>
               </w:rPr>
-              <w:t xml:space="preserve">What it means for your count</w:t>
+              <w:t xml:space="preserve">What it means for your result</w:t>
             </w:r>
           </w:p>
         </w:tc>
@@ -539,7 +539,7 @@
                 <w:sz w:val="19"/>
                 <w:szCs w:val="19"/>
               </w:rPr>
-              <w:t xml:space="preserve">Fire stations: the “Last Update” date</w:t>
+              <w:t xml:space="preserve">Publication date and source dates</w:t>
             </w:r>
           </w:p>
         </w:tc>
@@ -608,7 +608,7 @@
                 <w:sz w:val="19"/>
                 <w:szCs w:val="19"/>
               </w:rPr>
-              <w:t xml:space="preserve">Road network: what UGRC’s minutes were estimated from</w:t>
+              <w:t xml:space="preserve">Vertical datum and units</w:t>
             </w:r>
           </w:p>
         </w:tc>
@@ -678,7 +678,7 @@
                 <w:sz w:val="19"/>
                 <w:szCs w:val="19"/>
               </w:rPr>
-              <w:t xml:space="preserve">Census blocks: what the layer’s description says</w:t>
+              <w:t xml:space="preserve">Cell size</w:t>
             </w:r>
           </w:p>
         </w:tc>
@@ -739,7 +739,7 @@
           <w:sz w:val="19"/>
           <w:szCs w:val="19"/>
         </w:rPr>
-        <w:t xml:space="preserve">Table 1. Metadata for the fire stations, the road network and the Census blocks.</w:t>
+        <w:t xml:space="preserve">Table 1. Metadata for the DEM.</w:t>
       </w:r>
     </w:p>
     <w:p>
@@ -770,7 +770,7 @@
           <w:sz w:val="19"/>
           <w:szCs w:val="19"/>
         </w:rPr>
-        <w:t xml:space="preserve">Rubric: a description a reader could repeat from — each tool and its settings (the cutoff, the travel direction, the polygon options, the search tolerance, the selection relationship and its inversion, the buffer distance and dissolve), and every input, intermediate and output dataset with its type (2 points). Fill one row per tool, in the order they run.</w:t>
+        <w:t xml:space="preserve">Rubric: a description a reader could repeat from — each tool, its settings, and every input, intermediate and output dataset with its type (2 points). Fill one row per tool, in the order they run.</w:t>
       </w:r>
     </w:p>
     <w:p>
@@ -953,7 +953,7 @@
                 <w:sz w:val="19"/>
                 <w:szCs w:val="19"/>
               </w:rPr>
-              <w:t xml:space="preserve">Make Service Area Analysis Layer</w:t>
+              <w:t xml:space="preserve">Project Raster</w:t>
             </w:r>
           </w:p>
         </w:tc>
@@ -1064,7 +1064,7 @@
                 <w:sz w:val="19"/>
                 <w:szCs w:val="19"/>
               </w:rPr>
-              <w:t xml:space="preserve">Add Locations</w:t>
+              <w:t xml:space="preserve">Slope</w:t>
             </w:r>
           </w:p>
         </w:tc>
@@ -1178,7 +1178,7 @@
                 <w:sz w:val="19"/>
                 <w:szCs w:val="19"/>
               </w:rPr>
-              <w:t xml:space="preserve">Solve</w:t>
+              <w:t xml:space="preserve">Aspect</w:t>
             </w:r>
           </w:p>
         </w:tc>
@@ -1289,7 +1289,7 @@
                 <w:sz w:val="19"/>
                 <w:szCs w:val="19"/>
               </w:rPr>
-              <w:t xml:space="preserve">Select Data + Copy Features (Served_Area)</w:t>
+              <w:t xml:space="preserve">Reclassify (slope)</w:t>
             </w:r>
           </w:p>
         </w:tc>
@@ -1403,7 +1403,7 @@
                 <w:sz w:val="19"/>
                 <w:szCs w:val="19"/>
               </w:rPr>
-              <w:t xml:space="preserve">Make Feature Layer (Blocks_Net)</w:t>
+              <w:t xml:space="preserve">Reclassify (aspect)</w:t>
             </w:r>
           </w:p>
         </w:tc>
@@ -1514,7 +1514,7 @@
                 <w:sz w:val="19"/>
                 <w:szCs w:val="19"/>
               </w:rPr>
-              <w:t xml:space="preserve">Select Layer By Location (network)</w:t>
+              <w:t xml:space="preserve">Raster Calculator (altitude, with Shift)</w:t>
             </w:r>
           </w:p>
         </w:tc>
@@ -1628,7 +1628,7 @@
                 <w:sz w:val="19"/>
                 <w:szCs w:val="19"/>
               </w:rPr>
-              <w:t xml:space="preserve">Copy Features + Summary Statistics (network)</w:t>
+              <w:t xml:space="preserve">Raster Calculator (all three agree)</w:t>
             </w:r>
           </w:p>
         </w:tc>
@@ -1739,7 +1739,7 @@
                 <w:sz w:val="19"/>
                 <w:szCs w:val="19"/>
               </w:rPr>
-              <w:t xml:space="preserve">Buffer (Crow_Area)</w:t>
+              <w:t xml:space="preserve">Raster Calculator (geometric mean)</w:t>
             </w:r>
           </w:p>
         </w:tc>
@@ -1853,7 +1853,7 @@
                 <w:sz w:val="19"/>
                 <w:szCs w:val="19"/>
               </w:rPr>
-              <w:t xml:space="preserve">Make Feature Layer (Blocks_Crow)</w:t>
+              <w:t xml:space="preserve">Cell Statistics (maximum)</w:t>
             </w:r>
           </w:p>
         </w:tc>
@@ -1964,7 +1964,7 @@
                 <w:sz w:val="19"/>
                 <w:szCs w:val="19"/>
               </w:rPr>
-              <w:t xml:space="preserve">Select Layer By Location (buffer)</w:t>
+              <w:t xml:space="preserve">Cell Statistics (minimum)</w:t>
             </w:r>
           </w:p>
         </w:tc>
@@ -2078,7 +2078,7 @@
                 <w:sz w:val="19"/>
                 <w:szCs w:val="19"/>
               </w:rPr>
-              <w:t xml:space="preserve">Copy Features + Summary Statistics (buffer)</w:t>
+              <w:t xml:space="preserve">Raster Calculator (rule spread)</w:t>
             </w:r>
           </w:p>
         </w:tc>
@@ -2206,7 +2206,7 @@
           <w:sz w:val="19"/>
           <w:szCs w:val="19"/>
         </w:rPr>
-        <w:t xml:space="preserve">Rubric: a full-page model figure exported from ModelBuilder, all tools and datasets readable (2 points). Upload your project’s toolbox (Lab12.atbx) with the report as well. Insert the exported PNG file itself. Do not screen-capture it, redraw it, or run it through an AI “enhancer” — that changes what the figure shows. This page is landscape so a wide model stays readable.</w:t>
+        <w:t xml:space="preserve">Rubric: a full-page model figure exported from ModelBuilder, all tools and datasets readable (2 points). Insert the exported PNG file itself. Do not screen-capture it, redraw it, or run it through an AI “enhancer” — that changes what the figure shows. This page is landscape so a wide model stays readable.</w:t>
       </w:r>
     </w:p>
     <w:tbl>
@@ -2292,7 +2292,7 @@
           <w:sz w:val="19"/>
           <w:szCs w:val="19"/>
         </w:rPr>
-        <w:t xml:space="preserve">Rubric: a screen capture of the tool dialog with the cutoff and the buffer distance exposed as parameters (2 points).</w:t>
+        <w:t xml:space="preserve">Rubric: a screen capture of the toolbox interface with the shift parameter exposed (2 points).</w:t>
       </w:r>
     </w:p>
     <w:tbl>
@@ -2353,7 +2353,7 @@
           <w:sz w:val="19"/>
           <w:szCs w:val="19"/>
         </w:rPr>
-        <w:t xml:space="preserve">Figure 2. The model’s tool dialog, with the cutoff and the buffer distance exposed.</w:t>
+        <w:t xml:space="preserve">Figure 2. The model’s tool dialog, with the Shift parameter exposed.</w:t>
       </w:r>
     </w:p>
     <w:p>
@@ -2369,7 +2369,7 @@
           <w:sz w:val="28"/>
           <w:szCs w:val="28"/>
         </w:rPr>
-        <w:t xml:space="preserve">4.  Check Values</w:t>
+        <w:t xml:space="preserve">4.  Snowbird by Hazard Class</w:t>
       </w:r>
     </w:p>
     <w:p>
@@ -2384,7 +2384,7 @@
           <w:sz w:val="19"/>
           <w:szCs w:val="19"/>
         </w:rPr>
-        <w:t xml:space="preserve">Rubric: your check values from Steps 0 to 6 (1 point); they also show the model works (part of its 4 points). These come from the defaults, 4 minutes and 3.75 km.</w:t>
+        <w:t xml:space="preserve">Rubric: the model runs end to end from its tool dialog and its Step 8 table of Snowbird’s areas at shift 0 matches the check values (part of the 4 points for a working model). Tabulate Area reports square meters; divide by 1,000,000.</w:t>
       </w:r>
     </w:p>
     <w:p>
@@ -2414,8 +2414,12 @@
         </w:tblBorders>
       </w:tblPr>
       <w:tblGrid>
-        <w:gridCol w:w="5360"/>
-        <w:gridCol w:w="4000"/>
+        <w:gridCol w:w="1560"/>
+        <w:gridCol w:w="1560"/>
+        <w:gridCol w:w="1560"/>
+        <w:gridCol w:w="1560"/>
+        <w:gridCol w:w="1560"/>
+        <w:gridCol w:w="1560"/>
       </w:tblGrid>
       <w:tr>
         <w:trPr>
@@ -2424,7 +2428,7 @@
         </w:trPr>
         <w:tc>
           <w:tcPr>
-            <w:tcW w:type="dxa" w:w="5360"/>
+            <w:tcW w:type="dxa" w:w="1560"/>
             <w:shd w:fill="D9E2F3" w:color="auto" w:val="clear"/>
             <w:tcMar>
               <w:top w:type="dxa" w:w="90"/>
@@ -2442,13 +2446,13 @@
                 <w:sz w:val="19"/>
                 <w:szCs w:val="19"/>
               </w:rPr>
-              <w:t xml:space="preserve">Check</w:t>
-            </w:r>
-          </w:p>
-        </w:tc>
-        <w:tc>
-          <w:tcPr>
-            <w:tcW w:type="dxa" w:w="4000"/>
+              <w:t xml:space="preserve">Low</w:t>
+            </w:r>
+          </w:p>
+        </w:tc>
+        <w:tc>
+          <w:tcPr>
+            <w:tcW w:type="dxa" w:w="1560"/>
             <w:shd w:fill="D9E2F3" w:color="auto" w:val="clear"/>
             <w:tcMar>
               <w:top w:type="dxa" w:w="90"/>
@@ -2466,7 +2470,103 @@
                 <w:sz w:val="19"/>
                 <w:szCs w:val="19"/>
               </w:rPr>
-              <w:t xml:space="preserve">Your value</w:t>
+              <w:t xml:space="preserve">Moderate</w:t>
+            </w:r>
+          </w:p>
+        </w:tc>
+        <w:tc>
+          <w:tcPr>
+            <w:tcW w:type="dxa" w:w="1560"/>
+            <w:shd w:fill="D9E2F3" w:color="auto" w:val="clear"/>
+            <w:tcMar>
+              <w:top w:type="dxa" w:w="90"/>
+              <w:left w:type="dxa" w:w="120"/>
+              <w:bottom w:type="dxa" w:w="90"/>
+              <w:right w:type="dxa" w:w="120"/>
+            </w:tcMar>
+          </w:tcPr>
+          <w:p>
+            <w:r>
+              <w:rPr>
+                <w:b/>
+                <w:bCs/>
+                <w:color w:val="1F3864"/>
+                <w:sz w:val="19"/>
+                <w:szCs w:val="19"/>
+              </w:rPr>
+              <w:t xml:space="preserve">Considerable</w:t>
+            </w:r>
+          </w:p>
+        </w:tc>
+        <w:tc>
+          <w:tcPr>
+            <w:tcW w:type="dxa" w:w="1560"/>
+            <w:shd w:fill="D9E2F3" w:color="auto" w:val="clear"/>
+            <w:tcMar>
+              <w:top w:type="dxa" w:w="90"/>
+              <w:left w:type="dxa" w:w="120"/>
+              <w:bottom w:type="dxa" w:w="90"/>
+              <w:right w:type="dxa" w:w="120"/>
+            </w:tcMar>
+          </w:tcPr>
+          <w:p>
+            <w:r>
+              <w:rPr>
+                <w:b/>
+                <w:bCs/>
+                <w:color w:val="1F3864"/>
+                <w:sz w:val="19"/>
+                <w:szCs w:val="19"/>
+              </w:rPr>
+              <w:t xml:space="preserve">High</w:t>
+            </w:r>
+          </w:p>
+        </w:tc>
+        <w:tc>
+          <w:tcPr>
+            <w:tcW w:type="dxa" w:w="1560"/>
+            <w:shd w:fill="D9E2F3" w:color="auto" w:val="clear"/>
+            <w:tcMar>
+              <w:top w:type="dxa" w:w="90"/>
+              <w:left w:type="dxa" w:w="120"/>
+              <w:bottom w:type="dxa" w:w="90"/>
+              <w:right w:type="dxa" w:w="120"/>
+            </w:tcMar>
+          </w:tcPr>
+          <w:p>
+            <w:r>
+              <w:rPr>
+                <w:b/>
+                <w:bCs/>
+                <w:color w:val="1F3864"/>
+                <w:sz w:val="19"/>
+                <w:szCs w:val="19"/>
+              </w:rPr>
+              <w:t xml:space="preserve">Extreme</w:t>
+            </w:r>
+          </w:p>
+        </w:tc>
+        <w:tc>
+          <w:tcPr>
+            <w:tcW w:type="dxa" w:w="1560"/>
+            <w:shd w:fill="D9E2F3" w:color="auto" w:val="clear"/>
+            <w:tcMar>
+              <w:top w:type="dxa" w:w="90"/>
+              <w:left w:type="dxa" w:w="120"/>
+              <w:bottom w:type="dxa" w:w="90"/>
+              <w:right w:type="dxa" w:w="120"/>
+            </w:tcMar>
+          </w:tcPr>
+          <w:p>
+            <w:r>
+              <w:rPr>
+                <w:b/>
+                <w:bCs/>
+                <w:color w:val="1F3864"/>
+                <w:sz w:val="19"/>
+                <w:szCs w:val="19"/>
+              </w:rPr>
+              <w:t xml:space="preserve">Total</w:t>
             </w:r>
           </w:p>
         </w:tc>
@@ -2477,220 +2577,112 @@
         </w:trPr>
         <w:tc>
           <w:tcPr>
-            <w:tcW w:type="dxa" w:w="5360"/>
-            <w:tcMar>
-              <w:top w:type="dxa" w:w="90"/>
-              <w:left w:type="dxa" w:w="120"/>
-              <w:bottom w:type="dxa" w:w="90"/>
-              <w:right w:type="dxa" w:w="120"/>
-            </w:tcMar>
-          </w:tcPr>
-          <w:p>
-            <w:r>
-              <w:rPr>
-                <w:color w:val="000000"/>
-                <w:sz w:val="19"/>
-                <w:szCs w:val="19"/>
-              </w:rPr>
-              <w:t xml:space="preserve">Roads, junctions, stations, blocks (features)</w:t>
-            </w:r>
-          </w:p>
-        </w:tc>
-        <w:tc>
-          <w:tcPr>
-            <w:tcW w:type="dxa" w:w="4000"/>
-            <w:tcMar>
-              <w:top w:type="dxa" w:w="90"/>
-              <w:left w:type="dxa" w:w="120"/>
-              <w:bottom w:type="dxa" w:w="90"/>
-              <w:right w:type="dxa" w:w="120"/>
-            </w:tcMar>
-          </w:tcPr>
-          <w:p>
-            <w:r>
-              <w:rPr>
-                <w:color w:val="767171"/>
-                <w:sz w:val="19"/>
-                <w:szCs w:val="19"/>
-              </w:rPr>
-              <w:t xml:space="preserve"> </w:t>
-            </w:r>
-          </w:p>
-        </w:tc>
-      </w:tr>
-      <w:tr>
-        <w:trPr>
-          <w:cantSplit/>
-        </w:trPr>
-        <w:tc>
-          <w:tcPr>
-            <w:tcW w:type="dxa" w:w="5360"/>
-            <w:shd w:fill="F2F2F2" w:color="auto" w:val="clear"/>
-            <w:tcMar>
-              <w:top w:type="dxa" w:w="90"/>
-              <w:left w:type="dxa" w:w="120"/>
-              <w:bottom w:type="dxa" w:w="90"/>
-              <w:right w:type="dxa" w:w="120"/>
-            </w:tcMar>
-          </w:tcPr>
-          <w:p>
-            <w:r>
-              <w:rPr>
-                <w:color w:val="000000"/>
-                <w:sz w:val="19"/>
-                <w:szCs w:val="19"/>
-              </w:rPr>
-              <w:t xml:space="preserve">One-way segments</w:t>
-            </w:r>
-          </w:p>
-        </w:tc>
-        <w:tc>
-          <w:tcPr>
-            <w:tcW w:type="dxa" w:w="4000"/>
-            <w:shd w:fill="F2F2F2" w:color="auto" w:val="clear"/>
-            <w:tcMar>
-              <w:top w:type="dxa" w:w="90"/>
-              <w:left w:type="dxa" w:w="120"/>
-              <w:bottom w:type="dxa" w:w="90"/>
-              <w:right w:type="dxa" w:w="120"/>
-            </w:tcMar>
-          </w:tcPr>
-          <w:p>
-            <w:r>
-              <w:rPr>
-                <w:color w:val="767171"/>
-                <w:sz w:val="19"/>
-                <w:szCs w:val="19"/>
-              </w:rPr>
-              <w:t xml:space="preserve"> </w:t>
-            </w:r>
-          </w:p>
-        </w:tc>
-      </w:tr>
-      <w:tr>
-        <w:trPr>
-          <w:cantSplit/>
-        </w:trPr>
-        <w:tc>
-          <w:tcPr>
-            <w:tcW w:type="dxa" w:w="5360"/>
-            <w:tcMar>
-              <w:top w:type="dxa" w:w="90"/>
-              <w:left w:type="dxa" w:w="120"/>
-              <w:bottom w:type="dxa" w:w="90"/>
-              <w:right w:type="dxa" w:w="120"/>
-            </w:tcMar>
-          </w:tcPr>
-          <w:p>
-            <w:r>
-              <w:rPr>
-                <w:color w:val="000000"/>
-                <w:sz w:val="19"/>
-                <w:szCs w:val="19"/>
-              </w:rPr>
-              <w:t xml:space="preserve">Served area at 4 minutes (km²)</w:t>
-            </w:r>
-          </w:p>
-        </w:tc>
-        <w:tc>
-          <w:tcPr>
-            <w:tcW w:type="dxa" w:w="4000"/>
-            <w:tcMar>
-              <w:top w:type="dxa" w:w="90"/>
-              <w:left w:type="dxa" w:w="120"/>
-              <w:bottom w:type="dxa" w:w="90"/>
-              <w:right w:type="dxa" w:w="120"/>
-            </w:tcMar>
-          </w:tcPr>
-          <w:p>
-            <w:r>
-              <w:rPr>
-                <w:color w:val="767171"/>
-                <w:sz w:val="19"/>
-                <w:szCs w:val="19"/>
-              </w:rPr>
-              <w:t xml:space="preserve"> </w:t>
-            </w:r>
-          </w:p>
-        </w:tc>
-      </w:tr>
-      <w:tr>
-        <w:trPr>
-          <w:cantSplit/>
-        </w:trPr>
-        <w:tc>
-          <w:tcPr>
-            <w:tcW w:type="dxa" w:w="5360"/>
-            <w:shd w:fill="F2F2F2" w:color="auto" w:val="clear"/>
-            <w:tcMar>
-              <w:top w:type="dxa" w:w="90"/>
-              <w:left w:type="dxa" w:w="120"/>
-              <w:bottom w:type="dxa" w:w="90"/>
-              <w:right w:type="dxa" w:w="120"/>
-            </w:tcMar>
-          </w:tcPr>
-          <w:p>
-            <w:r>
-              <w:rPr>
-                <w:color w:val="000000"/>
-                <w:sz w:val="19"/>
-                <w:szCs w:val="19"/>
-              </w:rPr>
-              <w:t xml:space="preserve">Blocks and people outside 4 minutes</w:t>
-            </w:r>
-          </w:p>
-        </w:tc>
-        <w:tc>
-          <w:tcPr>
-            <w:tcW w:type="dxa" w:w="4000"/>
-            <w:shd w:fill="F2F2F2" w:color="auto" w:val="clear"/>
-            <w:tcMar>
-              <w:top w:type="dxa" w:w="90"/>
-              <w:left w:type="dxa" w:w="120"/>
-              <w:bottom w:type="dxa" w:w="90"/>
-              <w:right w:type="dxa" w:w="120"/>
-            </w:tcMar>
-          </w:tcPr>
-          <w:p>
-            <w:r>
-              <w:rPr>
-                <w:color w:val="767171"/>
-                <w:sz w:val="19"/>
-                <w:szCs w:val="19"/>
-              </w:rPr>
-              <w:t xml:space="preserve"> </w:t>
-            </w:r>
-          </w:p>
-        </w:tc>
-      </w:tr>
-      <w:tr>
-        <w:trPr>
-          <w:cantSplit/>
-        </w:trPr>
-        <w:tc>
-          <w:tcPr>
-            <w:tcW w:type="dxa" w:w="5360"/>
-            <w:tcMar>
-              <w:top w:type="dxa" w:w="90"/>
-              <w:left w:type="dxa" w:w="120"/>
-              <w:bottom w:type="dxa" w:w="90"/>
-              <w:right w:type="dxa" w:w="120"/>
-            </w:tcMar>
-          </w:tcPr>
-          <w:p>
-            <w:r>
-              <w:rPr>
-                <w:color w:val="000000"/>
-                <w:sz w:val="19"/>
-                <w:szCs w:val="19"/>
-              </w:rPr>
-              <w:t xml:space="preserve">Buffer area (km²) and people outside it</w:t>
-            </w:r>
-          </w:p>
-        </w:tc>
-        <w:tc>
-          <w:tcPr>
-            <w:tcW w:type="dxa" w:w="4000"/>
+            <w:tcW w:type="dxa" w:w="1560"/>
+            <w:tcMar>
+              <w:top w:type="dxa" w:w="90"/>
+              <w:left w:type="dxa" w:w="120"/>
+              <w:bottom w:type="dxa" w:w="90"/>
+              <w:right w:type="dxa" w:w="120"/>
+            </w:tcMar>
+          </w:tcPr>
+          <w:p>
+            <w:r>
+              <w:rPr>
+                <w:color w:val="767171"/>
+                <w:sz w:val="19"/>
+                <w:szCs w:val="19"/>
+              </w:rPr>
+              <w:t xml:space="preserve"> </w:t>
+            </w:r>
+          </w:p>
+        </w:tc>
+        <w:tc>
+          <w:tcPr>
+            <w:tcW w:type="dxa" w:w="1560"/>
+            <w:tcMar>
+              <w:top w:type="dxa" w:w="90"/>
+              <w:left w:type="dxa" w:w="120"/>
+              <w:bottom w:type="dxa" w:w="90"/>
+              <w:right w:type="dxa" w:w="120"/>
+            </w:tcMar>
+          </w:tcPr>
+          <w:p>
+            <w:r>
+              <w:rPr>
+                <w:color w:val="767171"/>
+                <w:sz w:val="19"/>
+                <w:szCs w:val="19"/>
+              </w:rPr>
+              <w:t xml:space="preserve"> </w:t>
+            </w:r>
+          </w:p>
+        </w:tc>
+        <w:tc>
+          <w:tcPr>
+            <w:tcW w:type="dxa" w:w="1560"/>
+            <w:tcMar>
+              <w:top w:type="dxa" w:w="90"/>
+              <w:left w:type="dxa" w:w="120"/>
+              <w:bottom w:type="dxa" w:w="90"/>
+              <w:right w:type="dxa" w:w="120"/>
+            </w:tcMar>
+          </w:tcPr>
+          <w:p>
+            <w:r>
+              <w:rPr>
+                <w:color w:val="767171"/>
+                <w:sz w:val="19"/>
+                <w:szCs w:val="19"/>
+              </w:rPr>
+              <w:t xml:space="preserve"> </w:t>
+            </w:r>
+          </w:p>
+        </w:tc>
+        <w:tc>
+          <w:tcPr>
+            <w:tcW w:type="dxa" w:w="1560"/>
+            <w:tcMar>
+              <w:top w:type="dxa" w:w="90"/>
+              <w:left w:type="dxa" w:w="120"/>
+              <w:bottom w:type="dxa" w:w="90"/>
+              <w:right w:type="dxa" w:w="120"/>
+            </w:tcMar>
+          </w:tcPr>
+          <w:p>
+            <w:r>
+              <w:rPr>
+                <w:color w:val="767171"/>
+                <w:sz w:val="19"/>
+                <w:szCs w:val="19"/>
+              </w:rPr>
+              <w:t xml:space="preserve"> </w:t>
+            </w:r>
+          </w:p>
+        </w:tc>
+        <w:tc>
+          <w:tcPr>
+            <w:tcW w:type="dxa" w:w="1560"/>
+            <w:tcMar>
+              <w:top w:type="dxa" w:w="90"/>
+              <w:left w:type="dxa" w:w="120"/>
+              <w:bottom w:type="dxa" w:w="90"/>
+              <w:right w:type="dxa" w:w="120"/>
+            </w:tcMar>
+          </w:tcPr>
+          <w:p>
+            <w:r>
+              <w:rPr>
+                <w:color w:val="767171"/>
+                <w:sz w:val="19"/>
+                <w:szCs w:val="19"/>
+              </w:rPr>
+              <w:t xml:space="preserve"> </w:t>
+            </w:r>
+          </w:p>
+        </w:tc>
+        <w:tc>
+          <w:tcPr>
+            <w:tcW w:type="dxa" w:w="1560"/>
             <w:tcMar>
               <w:top w:type="dxa" w:w="90"/>
               <w:left w:type="dxa" w:w="120"/>
@@ -2724,7 +2716,7 @@
           <w:sz w:val="19"/>
           <w:szCs w:val="19"/>
         </w:rPr>
-        <w:t xml:space="preserve">Table 3. Check values at the defaults.</w:t>
+        <w:t xml:space="preserve">Table 3. Snowbird’s area in each hazard class at shift 0 (km²), geometric mean.</w:t>
       </w:r>
     </w:p>
     <w:p>
@@ -2740,7 +2732,7 @@
           <w:sz w:val="28"/>
           <w:szCs w:val="28"/>
         </w:rPr>
-        <w:t xml:space="preserve">5.  Where the Straight Line Is Wrong</w:t>
+        <w:t xml:space="preserve">5.  All Three Agree</w:t>
       </w:r>
     </w:p>
     <w:p>
@@ -2755,7 +2747,42 @@
           <w:sz w:val="19"/>
           <w:szCs w:val="19"/>
         </w:rPr>
-        <w:t xml:space="preserve">Rubric: two places on your map, each with coordinates, a cropped figure and the reason (3 points): places where the buffer counts people the roads do not reach in four minutes, and what the roads do there. A general paragraph about network distance earns nothing here.</w:t>
+        <w:t xml:space="preserve">Rubric: the “all three agree” result and why it is the wrong answer (2 points). Give its check value — how much of Snowbird it leaves unclassified — and explain, with one cell as an example, what the rule throws away.</w:t>
+      </w:r>
+    </w:p>
+    <w:p>
+      <w:pPr>
+        <w:spacing w:after="260" w:before="0"/>
+      </w:pPr>
+      <w:r>
+        <w:rPr>
+          <w:i/>
+          <w:iCs/>
+          <w:color w:val="767171"/>
+          <w:highlight w:val="yellow"/>
+        </w:rPr>
+        <w:t xml:space="preserve">[Add your content here.]</w:t>
+      </w:r>
+    </w:p>
+    <w:p>
+      <w:r>
+        <w:br w:type="page"/>
+      </w:r>
+    </w:p>
+    <w:p>
+      <w:pPr>
+        <w:pStyle w:val="Heading1"/>
+        <w:spacing w:after="80" w:before="280"/>
+      </w:pPr>
+      <w:r>
+        <w:rPr>
+          <w:b/>
+          <w:bCs/>
+          <w:color w:val="1F3864"/>
+          <w:sz w:val="28"/>
+          <w:szCs w:val="28"/>
+        </w:rPr>
+        <w:t xml:space="preserve">6.  Elevation Bands and Combination Rules</w:t>
       </w:r>
     </w:p>
     <w:p>
@@ -2770,180 +2797,7 @@
           <w:sz w:val="19"/>
           <w:szCs w:val="19"/>
         </w:rPr>
-        <w:t xml:space="preserve">A crop of the buffer edge and the four-minute area on imagery, the coordinates labeled.</w:t>
-      </w:r>
-    </w:p>
-    <w:tbl>
-      <w:tblPr>
-        <w:tblW w:type="dxa" w:w="9360"/>
-        <w:tblBorders>
-          <w:top w:val="dashed" w:color="BFBFBF" w:sz="6"/>
-          <w:left w:val="dashed" w:color="BFBFBF" w:sz="6"/>
-          <w:bottom w:val="dashed" w:color="BFBFBF" w:sz="6"/>
-          <w:right w:val="dashed" w:color="BFBFBF" w:sz="6"/>
-          <w:insideH w:val="dashed" w:color="BFBFBF" w:sz="6"/>
-          <w:insideV w:val="dashed" w:color="BFBFBF" w:sz="6"/>
-        </w:tblBorders>
-      </w:tblPr>
-      <w:tblGrid>
-        <w:gridCol w:w="9360"/>
-      </w:tblGrid>
-      <w:tr>
-        <w:trPr>
-          <w:cantSplit/>
-          <w:trHeight w:val="4320" w:hRule="atLeast"/>
-        </w:trPr>
-        <w:tc>
-          <w:tcPr>
-            <w:tcW w:type="dxa" w:w="9360"/>
-            <w:vAlign w:val="center"/>
-          </w:tcPr>
-          <w:p>
-            <w:pPr>
-              <w:keepNext/>
-              <w:jc w:val="center"/>
-            </w:pPr>
-            <w:r>
-              <w:rPr>
-                <w:i/>
-                <w:iCs/>
-                <w:color w:val="767171"/>
-                <w:sz w:val="19"/>
-                <w:szCs w:val="19"/>
-                <w:highlight w:val="yellow"/>
-              </w:rPr>
-              <w:t xml:space="preserve">[ Insert image here — delete this box ]</w:t>
-            </w:r>
-          </w:p>
-        </w:tc>
-      </w:tr>
-    </w:tbl>
-    <w:p>
-      <w:pPr>
-        <w:pStyle w:val="Caption"/>
-        <w:spacing w:after="240" w:before="100"/>
-      </w:pPr>
-      <w:r>
-        <w:rPr>
-          <w:b/>
-          <w:bCs/>
-          <w:color w:val="1F3864"/>
-          <w:sz w:val="19"/>
-          <w:szCs w:val="19"/>
-        </w:rPr>
-        <w:t xml:space="preserve">Figure 3. Place 1, where the buffer and the network disagree, close up.</w:t>
-      </w:r>
-    </w:p>
-    <w:p>
-      <w:pPr>
-        <w:spacing w:after="160" w:before="60"/>
-      </w:pPr>
-      <w:r>
-        <w:rPr>
-          <w:i/>
-          <w:iCs/>
-          <w:color w:val="767171"/>
-          <w:sz w:val="19"/>
-          <w:szCs w:val="19"/>
-        </w:rPr>
-        <w:t xml:space="preserve">A second place, with a different reason if you can find one.</w:t>
-      </w:r>
-    </w:p>
-    <w:tbl>
-      <w:tblPr>
-        <w:tblW w:type="dxa" w:w="9360"/>
-        <w:tblBorders>
-          <w:top w:val="dashed" w:color="BFBFBF" w:sz="6"/>
-          <w:left w:val="dashed" w:color="BFBFBF" w:sz="6"/>
-          <w:bottom w:val="dashed" w:color="BFBFBF" w:sz="6"/>
-          <w:right w:val="dashed" w:color="BFBFBF" w:sz="6"/>
-          <w:insideH w:val="dashed" w:color="BFBFBF" w:sz="6"/>
-          <w:insideV w:val="dashed" w:color="BFBFBF" w:sz="6"/>
-        </w:tblBorders>
-      </w:tblPr>
-      <w:tblGrid>
-        <w:gridCol w:w="9360"/>
-      </w:tblGrid>
-      <w:tr>
-        <w:trPr>
-          <w:cantSplit/>
-          <w:trHeight w:val="4320" w:hRule="atLeast"/>
-        </w:trPr>
-        <w:tc>
-          <w:tcPr>
-            <w:tcW w:type="dxa" w:w="9360"/>
-            <w:vAlign w:val="center"/>
-          </w:tcPr>
-          <w:p>
-            <w:pPr>
-              <w:keepNext/>
-              <w:jc w:val="center"/>
-            </w:pPr>
-            <w:r>
-              <w:rPr>
-                <w:i/>
-                <w:iCs/>
-                <w:color w:val="767171"/>
-                <w:sz w:val="19"/>
-                <w:szCs w:val="19"/>
-                <w:highlight w:val="yellow"/>
-              </w:rPr>
-              <w:t xml:space="preserve">[ Insert image here — delete this box ]</w:t>
-            </w:r>
-          </w:p>
-        </w:tc>
-      </w:tr>
-    </w:tbl>
-    <w:p>
-      <w:pPr>
-        <w:pStyle w:val="Caption"/>
-        <w:spacing w:after="240" w:before="100"/>
-      </w:pPr>
-      <w:r>
-        <w:rPr>
-          <w:b/>
-          <w:bCs/>
-          <w:color w:val="1F3864"/>
-          <w:sz w:val="19"/>
-          <w:szCs w:val="19"/>
-        </w:rPr>
-        <w:t xml:space="preserve">Figure 4. Place 2, close up.</w:t>
-      </w:r>
-    </w:p>
-    <w:p>
-      <w:r>
-        <w:br w:type="page"/>
-      </w:r>
-    </w:p>
-    <w:p>
-      <w:pPr>
-        <w:pStyle w:val="Heading1"/>
-        <w:spacing w:after="80" w:before="280"/>
-      </w:pPr>
-      <w:r>
-        <w:rPr>
-          <w:b/>
-          <w:bCs/>
-          <w:color w:val="1F3864"/>
-          <w:sz w:val="28"/>
-          <w:szCs w:val="28"/>
-        </w:rPr>
-        <w:t xml:space="preserve">6.  Testing the Standard</w:t>
-      </w:r>
-    </w:p>
-    <w:p>
-      <w:pPr>
-        <w:spacing w:after="160" w:before="60"/>
-      </w:pPr>
-      <w:r>
-        <w:rPr>
-          <w:i/>
-          <w:iCs/>
-          <w:color w:val="767171"/>
-          <w:sz w:val="19"/>
-          <w:szCs w:val="19"/>
-        </w:rPr>
-        <w:t xml:space="preserve">Rubric: one table with the baseline and at least five runs, including your BYU ID’s last two digits and cutoff, giving the cutoff, the buffer distance, the served area, the blocks and people outside and the share of the county (4 points).</w:t>
+        <w:t xml:space="preserve">Rubric: one table with the baseline and at least three more runs, giving the shift, the altitude-class-5 area, and the High + Extreme area of Snowbird under each of the three rules (4 points). Choose your shifts deliberately and say why.</w:t>
       </w:r>
     </w:p>
     <w:p>
@@ -2973,13 +2827,12 @@
         </w:tblBorders>
       </w:tblPr>
       <w:tblGrid>
-        <w:gridCol w:w="1300"/>
-        <w:gridCol w:w="1150"/>
-        <w:gridCol w:w="1150"/>
+        <w:gridCol w:w="1200"/>
+        <w:gridCol w:w="1000"/>
         <w:gridCol w:w="1500"/>
-        <w:gridCol w:w="1350"/>
-        <w:gridCol w:w="1350"/>
-        <w:gridCol w:w="1560"/>
+        <w:gridCol w:w="1900"/>
+        <w:gridCol w:w="1880"/>
+        <w:gridCol w:w="1880"/>
       </w:tblGrid>
       <w:tr>
         <w:trPr>
@@ -2988,7 +2841,7 @@
         </w:trPr>
         <w:tc>
           <w:tcPr>
-            <w:tcW w:type="dxa" w:w="1300"/>
+            <w:tcW w:type="dxa" w:w="1200"/>
             <w:shd w:fill="D9E2F3" w:color="auto" w:val="clear"/>
             <w:tcMar>
               <w:top w:type="dxa" w:w="90"/>
@@ -3012,7 +2865,7 @@
         </w:tc>
         <w:tc>
           <w:tcPr>
-            <w:tcW w:type="dxa" w:w="1150"/>
+            <w:tcW w:type="dxa" w:w="1000"/>
             <w:shd w:fill="D9E2F3" w:color="auto" w:val="clear"/>
             <w:tcMar>
               <w:top w:type="dxa" w:w="90"/>
@@ -3030,13 +2883,13 @@
                 <w:sz w:val="19"/>
                 <w:szCs w:val="19"/>
               </w:rPr>
-              <w:t xml:space="preserve">Cutoff (min)</w:t>
-            </w:r>
-          </w:p>
-        </w:tc>
-        <w:tc>
-          <w:tcPr>
-            <w:tcW w:type="dxa" w:w="1150"/>
+              <w:t xml:space="preserve">Shift (m)</w:t>
+            </w:r>
+          </w:p>
+        </w:tc>
+        <w:tc>
+          <w:tcPr>
+            <w:tcW w:type="dxa" w:w="1500"/>
             <w:shd w:fill="D9E2F3" w:color="auto" w:val="clear"/>
             <w:tcMar>
               <w:top w:type="dxa" w:w="90"/>
@@ -3054,13 +2907,13 @@
                 <w:sz w:val="19"/>
                 <w:szCs w:val="19"/>
               </w:rPr>
-              <w:t xml:space="preserve">Buffer (km)</w:t>
-            </w:r>
-          </w:p>
-        </w:tc>
-        <w:tc>
-          <w:tcPr>
-            <w:tcW w:type="dxa" w:w="1500"/>
+              <w:t xml:space="preserve">Altitude class 5</w:t>
+            </w:r>
+          </w:p>
+        </w:tc>
+        <w:tc>
+          <w:tcPr>
+            <w:tcW w:type="dxa" w:w="1900"/>
             <w:shd w:fill="D9E2F3" w:color="auto" w:val="clear"/>
             <w:tcMar>
               <w:top w:type="dxa" w:w="90"/>
@@ -3078,13 +2931,13 @@
                 <w:sz w:val="19"/>
                 <w:szCs w:val="19"/>
               </w:rPr>
-              <w:t xml:space="preserve">Served area (km²)</w:t>
-            </w:r>
-          </w:p>
-        </w:tc>
-        <w:tc>
-          <w:tcPr>
-            <w:tcW w:type="dxa" w:w="1350"/>
+              <w:t xml:space="preserve">High + Extreme, geometric mean</w:t>
+            </w:r>
+          </w:p>
+        </w:tc>
+        <w:tc>
+          <w:tcPr>
+            <w:tcW w:type="dxa" w:w="1880"/>
             <w:shd w:fill="D9E2F3" w:color="auto" w:val="clear"/>
             <w:tcMar>
               <w:top w:type="dxa" w:w="90"/>
@@ -3102,13 +2955,13 @@
                 <w:sz w:val="19"/>
                 <w:szCs w:val="19"/>
               </w:rPr>
-              <w:t xml:space="preserve">Blocks outside</w:t>
-            </w:r>
-          </w:p>
-        </w:tc>
-        <w:tc>
-          <w:tcPr>
-            <w:tcW w:type="dxa" w:w="1350"/>
+              <w:t xml:space="preserve">High + Extreme, worst factor</w:t>
+            </w:r>
+          </w:p>
+        </w:tc>
+        <w:tc>
+          <w:tcPr>
+            <w:tcW w:type="dxa" w:w="1880"/>
             <w:shd w:fill="D9E2F3" w:color="auto" w:val="clear"/>
             <w:tcMar>
               <w:top w:type="dxa" w:w="90"/>
@@ -3126,31 +2979,7 @@
                 <w:sz w:val="19"/>
                 <w:szCs w:val="19"/>
               </w:rPr>
-              <w:t xml:space="preserve">People outside</w:t>
-            </w:r>
-          </w:p>
-        </w:tc>
-        <w:tc>
-          <w:tcPr>
-            <w:tcW w:type="dxa" w:w="1560"/>
-            <w:shd w:fill="D9E2F3" w:color="auto" w:val="clear"/>
-            <w:tcMar>
-              <w:top w:type="dxa" w:w="90"/>
-              <w:left w:type="dxa" w:w="120"/>
-              <w:bottom w:type="dxa" w:w="90"/>
-              <w:right w:type="dxa" w:w="120"/>
-            </w:tcMar>
-          </w:tcPr>
-          <w:p>
-            <w:r>
-              <w:rPr>
-                <w:b/>
-                <w:bCs/>
-                <w:color w:val="1F3864"/>
-                <w:sz w:val="19"/>
-                <w:szCs w:val="19"/>
-              </w:rPr>
-              <w:t xml:space="preserve">Share of county (%)</w:t>
+              <w:t xml:space="preserve">High + Extreme, best factor</w:t>
             </w:r>
           </w:p>
         </w:tc>
@@ -3161,7 +2990,7 @@
         </w:trPr>
         <w:tc>
           <w:tcPr>
-            <w:tcW w:type="dxa" w:w="1300"/>
+            <w:tcW w:type="dxa" w:w="1200"/>
             <w:tcMar>
               <w:top w:type="dxa" w:w="90"/>
               <w:left w:type="dxa" w:w="120"/>
@@ -3182,7 +3011,7 @@
         </w:tc>
         <w:tc>
           <w:tcPr>
-            <w:tcW w:type="dxa" w:w="1150"/>
+            <w:tcW w:type="dxa" w:w="1000"/>
             <w:tcMar>
               <w:top w:type="dxa" w:w="90"/>
               <w:left w:type="dxa" w:w="120"/>
@@ -3197,28 +3026,7 @@
                 <w:sz w:val="19"/>
                 <w:szCs w:val="19"/>
               </w:rPr>
-              <w:t xml:space="preserve">4</w:t>
-            </w:r>
-          </w:p>
-        </w:tc>
-        <w:tc>
-          <w:tcPr>
-            <w:tcW w:type="dxa" w:w="1150"/>
-            <w:tcMar>
-              <w:top w:type="dxa" w:w="90"/>
-              <w:left w:type="dxa" w:w="120"/>
-              <w:bottom w:type="dxa" w:w="90"/>
-              <w:right w:type="dxa" w:w="120"/>
-            </w:tcMar>
-          </w:tcPr>
-          <w:p>
-            <w:r>
-              <w:rPr>
-                <w:color w:val="000000"/>
-                <w:sz w:val="19"/>
-                <w:szCs w:val="19"/>
-              </w:rPr>
-              <w:t xml:space="preserve">3.75</w:t>
+              <w:t xml:space="preserve">0</w:t>
             </w:r>
           </w:p>
         </w:tc>
@@ -3245,49 +3053,49 @@
         </w:tc>
         <w:tc>
           <w:tcPr>
-            <w:tcW w:type="dxa" w:w="1350"/>
-            <w:tcMar>
-              <w:top w:type="dxa" w:w="90"/>
-              <w:left w:type="dxa" w:w="120"/>
-              <w:bottom w:type="dxa" w:w="90"/>
-              <w:right w:type="dxa" w:w="120"/>
-            </w:tcMar>
-          </w:tcPr>
-          <w:p>
-            <w:r>
-              <w:rPr>
-                <w:color w:val="767171"/>
-                <w:sz w:val="19"/>
-                <w:szCs w:val="19"/>
-              </w:rPr>
-              <w:t xml:space="preserve"> </w:t>
-            </w:r>
-          </w:p>
-        </w:tc>
-        <w:tc>
-          <w:tcPr>
-            <w:tcW w:type="dxa" w:w="1350"/>
-            <w:tcMar>
-              <w:top w:type="dxa" w:w="90"/>
-              <w:left w:type="dxa" w:w="120"/>
-              <w:bottom w:type="dxa" w:w="90"/>
-              <w:right w:type="dxa" w:w="120"/>
-            </w:tcMar>
-          </w:tcPr>
-          <w:p>
-            <w:r>
-              <w:rPr>
-                <w:color w:val="767171"/>
-                <w:sz w:val="19"/>
-                <w:szCs w:val="19"/>
-              </w:rPr>
-              <w:t xml:space="preserve"> </w:t>
-            </w:r>
-          </w:p>
-        </w:tc>
-        <w:tc>
-          <w:tcPr>
-            <w:tcW w:type="dxa" w:w="1560"/>
+            <w:tcW w:type="dxa" w:w="1900"/>
+            <w:tcMar>
+              <w:top w:type="dxa" w:w="90"/>
+              <w:left w:type="dxa" w:w="120"/>
+              <w:bottom w:type="dxa" w:w="90"/>
+              <w:right w:type="dxa" w:w="120"/>
+            </w:tcMar>
+          </w:tcPr>
+          <w:p>
+            <w:r>
+              <w:rPr>
+                <w:color w:val="767171"/>
+                <w:sz w:val="19"/>
+                <w:szCs w:val="19"/>
+              </w:rPr>
+              <w:t xml:space="preserve"> </w:t>
+            </w:r>
+          </w:p>
+        </w:tc>
+        <w:tc>
+          <w:tcPr>
+            <w:tcW w:type="dxa" w:w="1880"/>
+            <w:tcMar>
+              <w:top w:type="dxa" w:w="90"/>
+              <w:left w:type="dxa" w:w="120"/>
+              <w:bottom w:type="dxa" w:w="90"/>
+              <w:right w:type="dxa" w:w="120"/>
+            </w:tcMar>
+          </w:tcPr>
+          <w:p>
+            <w:r>
+              <w:rPr>
+                <w:color w:val="767171"/>
+                <w:sz w:val="19"/>
+                <w:szCs w:val="19"/>
+              </w:rPr>
+              <w:t xml:space="preserve"> </w:t>
+            </w:r>
+          </w:p>
+        </w:tc>
+        <w:tc>
+          <w:tcPr>
+            <w:tcW w:type="dxa" w:w="1880"/>
             <w:tcMar>
               <w:top w:type="dxa" w:w="90"/>
               <w:left w:type="dxa" w:w="120"/>
@@ -3313,7 +3121,7 @@
         </w:trPr>
         <w:tc>
           <w:tcPr>
-            <w:tcW w:type="dxa" w:w="1300"/>
+            <w:tcW w:type="dxa" w:w="1200"/>
             <w:shd w:fill="F2F2F2" w:color="auto" w:val="clear"/>
             <w:tcMar>
               <w:top w:type="dxa" w:w="90"/>
@@ -3325,17 +3133,17 @@
           <w:p>
             <w:r>
               <w:rPr>
-                <w:color w:val="000000"/>
-                <w:sz w:val="19"/>
-                <w:szCs w:val="19"/>
-              </w:rPr>
-              <w:t xml:space="preserve">C2</w:t>
-            </w:r>
-          </w:p>
-        </w:tc>
-        <w:tc>
-          <w:tcPr>
-            <w:tcW w:type="dxa" w:w="1150"/>
+                <w:color w:val="767171"/>
+                <w:sz w:val="19"/>
+                <w:szCs w:val="19"/>
+              </w:rPr>
+              <w:t xml:space="preserve"> </w:t>
+            </w:r>
+          </w:p>
+        </w:tc>
+        <w:tc>
+          <w:tcPr>
+            <w:tcW w:type="dxa" w:w="1000"/>
             <w:shd w:fill="F2F2F2" w:color="auto" w:val="clear"/>
             <w:tcMar>
               <w:top w:type="dxa" w:w="90"/>
@@ -3347,33 +3155,11 @@
           <w:p>
             <w:r>
               <w:rPr>
-                <w:color w:val="000000"/>
-                <w:sz w:val="19"/>
-                <w:szCs w:val="19"/>
-              </w:rPr>
-              <w:t xml:space="preserve">2</w:t>
-            </w:r>
-          </w:p>
-        </w:tc>
-        <w:tc>
-          <w:tcPr>
-            <w:tcW w:type="dxa" w:w="1150"/>
-            <w:shd w:fill="F2F2F2" w:color="auto" w:val="clear"/>
-            <w:tcMar>
-              <w:top w:type="dxa" w:w="90"/>
-              <w:left w:type="dxa" w:w="120"/>
-              <w:bottom w:type="dxa" w:w="90"/>
-              <w:right w:type="dxa" w:w="120"/>
-            </w:tcMar>
-          </w:tcPr>
-          <w:p>
-            <w:r>
-              <w:rPr>
-                <w:color w:val="000000"/>
-                <w:sz w:val="19"/>
-                <w:szCs w:val="19"/>
-              </w:rPr>
-              <w:t xml:space="preserve">3.75</w:t>
+                <w:color w:val="767171"/>
+                <w:sz w:val="19"/>
+                <w:szCs w:val="19"/>
+              </w:rPr>
+              <w:t xml:space="preserve"> </w:t>
             </w:r>
           </w:p>
         </w:tc>
@@ -3401,7 +3187,7 @@
         </w:tc>
         <w:tc>
           <w:tcPr>
-            <w:tcW w:type="dxa" w:w="1350"/>
+            <w:tcW w:type="dxa" w:w="1900"/>
             <w:shd w:fill="F2F2F2" w:color="auto" w:val="clear"/>
             <w:tcMar>
               <w:top w:type="dxa" w:w="90"/>
@@ -3423,7 +3209,7 @@
         </w:tc>
         <w:tc>
           <w:tcPr>
-            <w:tcW w:type="dxa" w:w="1350"/>
+            <w:tcW w:type="dxa" w:w="1880"/>
             <w:shd w:fill="F2F2F2" w:color="auto" w:val="clear"/>
             <w:tcMar>
               <w:top w:type="dxa" w:w="90"/>
@@ -3445,7 +3231,7 @@
         </w:tc>
         <w:tc>
           <w:tcPr>
-            <w:tcW w:type="dxa" w:w="1560"/>
+            <w:tcW w:type="dxa" w:w="1880"/>
             <w:shd w:fill="F2F2F2" w:color="auto" w:val="clear"/>
             <w:tcMar>
               <w:top w:type="dxa" w:w="90"/>
@@ -3472,64 +3258,43 @@
         </w:trPr>
         <w:tc>
           <w:tcPr>
-            <w:tcW w:type="dxa" w:w="1300"/>
-            <w:tcMar>
-              <w:top w:type="dxa" w:w="90"/>
-              <w:left w:type="dxa" w:w="120"/>
-              <w:bottom w:type="dxa" w:w="90"/>
-              <w:right w:type="dxa" w:w="120"/>
-            </w:tcMar>
-          </w:tcPr>
-          <w:p>
-            <w:r>
-              <w:rPr>
-                <w:color w:val="000000"/>
-                <w:sz w:val="19"/>
-                <w:szCs w:val="19"/>
-              </w:rPr>
-              <w:t xml:space="preserve">C6</w:t>
-            </w:r>
-          </w:p>
-        </w:tc>
-        <w:tc>
-          <w:tcPr>
-            <w:tcW w:type="dxa" w:w="1150"/>
-            <w:tcMar>
-              <w:top w:type="dxa" w:w="90"/>
-              <w:left w:type="dxa" w:w="120"/>
-              <w:bottom w:type="dxa" w:w="90"/>
-              <w:right w:type="dxa" w:w="120"/>
-            </w:tcMar>
-          </w:tcPr>
-          <w:p>
-            <w:r>
-              <w:rPr>
-                <w:color w:val="000000"/>
-                <w:sz w:val="19"/>
-                <w:szCs w:val="19"/>
-              </w:rPr>
-              <w:t xml:space="preserve">6</w:t>
-            </w:r>
-          </w:p>
-        </w:tc>
-        <w:tc>
-          <w:tcPr>
-            <w:tcW w:type="dxa" w:w="1150"/>
-            <w:tcMar>
-              <w:top w:type="dxa" w:w="90"/>
-              <w:left w:type="dxa" w:w="120"/>
-              <w:bottom w:type="dxa" w:w="90"/>
-              <w:right w:type="dxa" w:w="120"/>
-            </w:tcMar>
-          </w:tcPr>
-          <w:p>
-            <w:r>
-              <w:rPr>
-                <w:color w:val="000000"/>
-                <w:sz w:val="19"/>
-                <w:szCs w:val="19"/>
-              </w:rPr>
-              <w:t xml:space="preserve">3.75</w:t>
+            <w:tcW w:type="dxa" w:w="1200"/>
+            <w:tcMar>
+              <w:top w:type="dxa" w:w="90"/>
+              <w:left w:type="dxa" w:w="120"/>
+              <w:bottom w:type="dxa" w:w="90"/>
+              <w:right w:type="dxa" w:w="120"/>
+            </w:tcMar>
+          </w:tcPr>
+          <w:p>
+            <w:r>
+              <w:rPr>
+                <w:color w:val="767171"/>
+                <w:sz w:val="19"/>
+                <w:szCs w:val="19"/>
+              </w:rPr>
+              <w:t xml:space="preserve"> </w:t>
+            </w:r>
+          </w:p>
+        </w:tc>
+        <w:tc>
+          <w:tcPr>
+            <w:tcW w:type="dxa" w:w="1000"/>
+            <w:tcMar>
+              <w:top w:type="dxa" w:w="90"/>
+              <w:left w:type="dxa" w:w="120"/>
+              <w:bottom w:type="dxa" w:w="90"/>
+              <w:right w:type="dxa" w:w="120"/>
+            </w:tcMar>
+          </w:tcPr>
+          <w:p>
+            <w:r>
+              <w:rPr>
+                <w:color w:val="767171"/>
+                <w:sz w:val="19"/>
+                <w:szCs w:val="19"/>
+              </w:rPr>
+              <w:t xml:space="preserve"> </w:t>
             </w:r>
           </w:p>
         </w:tc>
@@ -3556,49 +3321,49 @@
         </w:tc>
         <w:tc>
           <w:tcPr>
-            <w:tcW w:type="dxa" w:w="1350"/>
-            <w:tcMar>
-              <w:top w:type="dxa" w:w="90"/>
-              <w:left w:type="dxa" w:w="120"/>
-              <w:bottom w:type="dxa" w:w="90"/>
-              <w:right w:type="dxa" w:w="120"/>
-            </w:tcMar>
-          </w:tcPr>
-          <w:p>
-            <w:r>
-              <w:rPr>
-                <w:color w:val="767171"/>
-                <w:sz w:val="19"/>
-                <w:szCs w:val="19"/>
-              </w:rPr>
-              <w:t xml:space="preserve"> </w:t>
-            </w:r>
-          </w:p>
-        </w:tc>
-        <w:tc>
-          <w:tcPr>
-            <w:tcW w:type="dxa" w:w="1350"/>
-            <w:tcMar>
-              <w:top w:type="dxa" w:w="90"/>
-              <w:left w:type="dxa" w:w="120"/>
-              <w:bottom w:type="dxa" w:w="90"/>
-              <w:right w:type="dxa" w:w="120"/>
-            </w:tcMar>
-          </w:tcPr>
-          <w:p>
-            <w:r>
-              <w:rPr>
-                <w:color w:val="767171"/>
-                <w:sz w:val="19"/>
-                <w:szCs w:val="19"/>
-              </w:rPr>
-              <w:t xml:space="preserve"> </w:t>
-            </w:r>
-          </w:p>
-        </w:tc>
-        <w:tc>
-          <w:tcPr>
-            <w:tcW w:type="dxa" w:w="1560"/>
+            <w:tcW w:type="dxa" w:w="1900"/>
+            <w:tcMar>
+              <w:top w:type="dxa" w:w="90"/>
+              <w:left w:type="dxa" w:w="120"/>
+              <w:bottom w:type="dxa" w:w="90"/>
+              <w:right w:type="dxa" w:w="120"/>
+            </w:tcMar>
+          </w:tcPr>
+          <w:p>
+            <w:r>
+              <w:rPr>
+                <w:color w:val="767171"/>
+                <w:sz w:val="19"/>
+                <w:szCs w:val="19"/>
+              </w:rPr>
+              <w:t xml:space="preserve"> </w:t>
+            </w:r>
+          </w:p>
+        </w:tc>
+        <w:tc>
+          <w:tcPr>
+            <w:tcW w:type="dxa" w:w="1880"/>
+            <w:tcMar>
+              <w:top w:type="dxa" w:w="90"/>
+              <w:left w:type="dxa" w:w="120"/>
+              <w:bottom w:type="dxa" w:w="90"/>
+              <w:right w:type="dxa" w:w="120"/>
+            </w:tcMar>
+          </w:tcPr>
+          <w:p>
+            <w:r>
+              <w:rPr>
+                <w:color w:val="767171"/>
+                <w:sz w:val="19"/>
+                <w:szCs w:val="19"/>
+              </w:rPr>
+              <w:t xml:space="preserve"> </w:t>
+            </w:r>
+          </w:p>
+        </w:tc>
+        <w:tc>
+          <w:tcPr>
+            <w:tcW w:type="dxa" w:w="1880"/>
             <w:tcMar>
               <w:top w:type="dxa" w:w="90"/>
               <w:left w:type="dxa" w:w="120"/>
@@ -3624,7 +3389,7 @@
         </w:trPr>
         <w:tc>
           <w:tcPr>
-            <w:tcW w:type="dxa" w:w="1300"/>
+            <w:tcW w:type="dxa" w:w="1200"/>
             <w:shd w:fill="F2F2F2" w:color="auto" w:val="clear"/>
             <w:tcMar>
               <w:top w:type="dxa" w:w="90"/>
@@ -3636,17 +3401,17 @@
           <w:p>
             <w:r>
               <w:rPr>
-                <w:color w:val="000000"/>
-                <w:sz w:val="19"/>
-                <w:szCs w:val="19"/>
-              </w:rPr>
-              <w:t xml:space="preserve">C8</w:t>
-            </w:r>
-          </w:p>
-        </w:tc>
-        <w:tc>
-          <w:tcPr>
-            <w:tcW w:type="dxa" w:w="1150"/>
+                <w:color w:val="767171"/>
+                <w:sz w:val="19"/>
+                <w:szCs w:val="19"/>
+              </w:rPr>
+              <w:t xml:space="preserve"> </w:t>
+            </w:r>
+          </w:p>
+        </w:tc>
+        <w:tc>
+          <w:tcPr>
+            <w:tcW w:type="dxa" w:w="1000"/>
             <w:shd w:fill="F2F2F2" w:color="auto" w:val="clear"/>
             <w:tcMar>
               <w:top w:type="dxa" w:w="90"/>
@@ -3658,33 +3423,11 @@
           <w:p>
             <w:r>
               <w:rPr>
-                <w:color w:val="000000"/>
-                <w:sz w:val="19"/>
-                <w:szCs w:val="19"/>
-              </w:rPr>
-              <w:t xml:space="preserve">8</w:t>
-            </w:r>
-          </w:p>
-        </w:tc>
-        <w:tc>
-          <w:tcPr>
-            <w:tcW w:type="dxa" w:w="1150"/>
-            <w:shd w:fill="F2F2F2" w:color="auto" w:val="clear"/>
-            <w:tcMar>
-              <w:top w:type="dxa" w:w="90"/>
-              <w:left w:type="dxa" w:w="120"/>
-              <w:bottom w:type="dxa" w:w="90"/>
-              <w:right w:type="dxa" w:w="120"/>
-            </w:tcMar>
-          </w:tcPr>
-          <w:p>
-            <w:r>
-              <w:rPr>
-                <w:color w:val="000000"/>
-                <w:sz w:val="19"/>
-                <w:szCs w:val="19"/>
-              </w:rPr>
-              <w:t xml:space="preserve">3.75</w:t>
+                <w:color w:val="767171"/>
+                <w:sz w:val="19"/>
+                <w:szCs w:val="19"/>
+              </w:rPr>
+              <w:t xml:space="preserve"> </w:t>
             </w:r>
           </w:p>
         </w:tc>
@@ -3712,7 +3455,7 @@
         </w:tc>
         <w:tc>
           <w:tcPr>
-            <w:tcW w:type="dxa" w:w="1350"/>
+            <w:tcW w:type="dxa" w:w="1900"/>
             <w:shd w:fill="F2F2F2" w:color="auto" w:val="clear"/>
             <w:tcMar>
               <w:top w:type="dxa" w:w="90"/>
@@ -3734,7 +3477,7 @@
         </w:tc>
         <w:tc>
           <w:tcPr>
-            <w:tcW w:type="dxa" w:w="1350"/>
+            <w:tcW w:type="dxa" w:w="1880"/>
             <w:shd w:fill="F2F2F2" w:color="auto" w:val="clear"/>
             <w:tcMar>
               <w:top w:type="dxa" w:w="90"/>
@@ -3756,471 +3499,8 @@
         </w:tc>
         <w:tc>
           <w:tcPr>
-            <w:tcW w:type="dxa" w:w="1560"/>
+            <w:tcW w:type="dxa" w:w="1880"/>
             <w:shd w:fill="F2F2F2" w:color="auto" w:val="clear"/>
-            <w:tcMar>
-              <w:top w:type="dxa" w:w="90"/>
-              <w:left w:type="dxa" w:w="120"/>
-              <w:bottom w:type="dxa" w:w="90"/>
-              <w:right w:type="dxa" w:w="120"/>
-            </w:tcMar>
-          </w:tcPr>
-          <w:p>
-            <w:r>
-              <w:rPr>
-                <w:color w:val="767171"/>
-                <w:sz w:val="19"/>
-                <w:szCs w:val="19"/>
-              </w:rPr>
-              <w:t xml:space="preserve"> </w:t>
-            </w:r>
-          </w:p>
-        </w:tc>
-      </w:tr>
-      <w:tr>
-        <w:trPr>
-          <w:cantSplit/>
-        </w:trPr>
-        <w:tc>
-          <w:tcPr>
-            <w:tcW w:type="dxa" w:w="1300"/>
-            <w:tcMar>
-              <w:top w:type="dxa" w:w="90"/>
-              <w:left w:type="dxa" w:w="120"/>
-              <w:bottom w:type="dxa" w:w="90"/>
-              <w:right w:type="dxa" w:w="120"/>
-            </w:tcMar>
-          </w:tcPr>
-          <w:p>
-            <w:r>
-              <w:rPr>
-                <w:color w:val="000000"/>
-                <w:sz w:val="19"/>
-                <w:szCs w:val="19"/>
-              </w:rPr>
-              <w:t xml:space="preserve">Mine</w:t>
-            </w:r>
-          </w:p>
-        </w:tc>
-        <w:tc>
-          <w:tcPr>
-            <w:tcW w:type="dxa" w:w="1150"/>
-            <w:tcMar>
-              <w:top w:type="dxa" w:w="90"/>
-              <w:left w:type="dxa" w:w="120"/>
-              <w:bottom w:type="dxa" w:w="90"/>
-              <w:right w:type="dxa" w:w="120"/>
-            </w:tcMar>
-          </w:tcPr>
-          <w:p>
-            <w:r>
-              <w:rPr>
-                <w:color w:val="767171"/>
-                <w:sz w:val="19"/>
-                <w:szCs w:val="19"/>
-              </w:rPr>
-              <w:t xml:space="preserve"> </w:t>
-            </w:r>
-          </w:p>
-        </w:tc>
-        <w:tc>
-          <w:tcPr>
-            <w:tcW w:type="dxa" w:w="1150"/>
-            <w:tcMar>
-              <w:top w:type="dxa" w:w="90"/>
-              <w:left w:type="dxa" w:w="120"/>
-              <w:bottom w:type="dxa" w:w="90"/>
-              <w:right w:type="dxa" w:w="120"/>
-            </w:tcMar>
-          </w:tcPr>
-          <w:p>
-            <w:r>
-              <w:rPr>
-                <w:color w:val="000000"/>
-                <w:sz w:val="19"/>
-                <w:szCs w:val="19"/>
-              </w:rPr>
-              <w:t xml:space="preserve">3.75</w:t>
-            </w:r>
-          </w:p>
-        </w:tc>
-        <w:tc>
-          <w:tcPr>
-            <w:tcW w:type="dxa" w:w="1500"/>
-            <w:tcMar>
-              <w:top w:type="dxa" w:w="90"/>
-              <w:left w:type="dxa" w:w="120"/>
-              <w:bottom w:type="dxa" w:w="90"/>
-              <w:right w:type="dxa" w:w="120"/>
-            </w:tcMar>
-          </w:tcPr>
-          <w:p>
-            <w:r>
-              <w:rPr>
-                <w:color w:val="767171"/>
-                <w:sz w:val="19"/>
-                <w:szCs w:val="19"/>
-              </w:rPr>
-              <w:t xml:space="preserve"> </w:t>
-            </w:r>
-          </w:p>
-        </w:tc>
-        <w:tc>
-          <w:tcPr>
-            <w:tcW w:type="dxa" w:w="1350"/>
-            <w:tcMar>
-              <w:top w:type="dxa" w:w="90"/>
-              <w:left w:type="dxa" w:w="120"/>
-              <w:bottom w:type="dxa" w:w="90"/>
-              <w:right w:type="dxa" w:w="120"/>
-            </w:tcMar>
-          </w:tcPr>
-          <w:p>
-            <w:r>
-              <w:rPr>
-                <w:color w:val="767171"/>
-                <w:sz w:val="19"/>
-                <w:szCs w:val="19"/>
-              </w:rPr>
-              <w:t xml:space="preserve"> </w:t>
-            </w:r>
-          </w:p>
-        </w:tc>
-        <w:tc>
-          <w:tcPr>
-            <w:tcW w:type="dxa" w:w="1350"/>
-            <w:tcMar>
-              <w:top w:type="dxa" w:w="90"/>
-              <w:left w:type="dxa" w:w="120"/>
-              <w:bottom w:type="dxa" w:w="90"/>
-              <w:right w:type="dxa" w:w="120"/>
-            </w:tcMar>
-          </w:tcPr>
-          <w:p>
-            <w:r>
-              <w:rPr>
-                <w:color w:val="767171"/>
-                <w:sz w:val="19"/>
-                <w:szCs w:val="19"/>
-              </w:rPr>
-              <w:t xml:space="preserve"> </w:t>
-            </w:r>
-          </w:p>
-        </w:tc>
-        <w:tc>
-          <w:tcPr>
-            <w:tcW w:type="dxa" w:w="1560"/>
-            <w:tcMar>
-              <w:top w:type="dxa" w:w="90"/>
-              <w:left w:type="dxa" w:w="120"/>
-              <w:bottom w:type="dxa" w:w="90"/>
-              <w:right w:type="dxa" w:w="120"/>
-            </w:tcMar>
-          </w:tcPr>
-          <w:p>
-            <w:r>
-              <w:rPr>
-                <w:color w:val="767171"/>
-                <w:sz w:val="19"/>
-                <w:szCs w:val="19"/>
-              </w:rPr>
-              <w:t xml:space="preserve"> </w:t>
-            </w:r>
-          </w:p>
-        </w:tc>
-      </w:tr>
-      <w:tr>
-        <w:trPr>
-          <w:cantSplit/>
-        </w:trPr>
-        <w:tc>
-          <w:tcPr>
-            <w:tcW w:type="dxa" w:w="1300"/>
-            <w:shd w:fill="F2F2F2" w:color="auto" w:val="clear"/>
-            <w:tcMar>
-              <w:top w:type="dxa" w:w="90"/>
-              <w:left w:type="dxa" w:w="120"/>
-              <w:bottom w:type="dxa" w:w="90"/>
-              <w:right w:type="dxa" w:w="120"/>
-            </w:tcMar>
-          </w:tcPr>
-          <w:p>
-            <w:r>
-              <w:rPr>
-                <w:color w:val="000000"/>
-                <w:sz w:val="19"/>
-                <w:szCs w:val="19"/>
-              </w:rPr>
-              <w:t xml:space="preserve">B2_5</w:t>
-            </w:r>
-          </w:p>
-        </w:tc>
-        <w:tc>
-          <w:tcPr>
-            <w:tcW w:type="dxa" w:w="1150"/>
-            <w:shd w:fill="F2F2F2" w:color="auto" w:val="clear"/>
-            <w:tcMar>
-              <w:top w:type="dxa" w:w="90"/>
-              <w:left w:type="dxa" w:w="120"/>
-              <w:bottom w:type="dxa" w:w="90"/>
-              <w:right w:type="dxa" w:w="120"/>
-            </w:tcMar>
-          </w:tcPr>
-          <w:p>
-            <w:r>
-              <w:rPr>
-                <w:color w:val="000000"/>
-                <w:sz w:val="19"/>
-                <w:szCs w:val="19"/>
-              </w:rPr>
-              <w:t xml:space="preserve">4</w:t>
-            </w:r>
-          </w:p>
-        </w:tc>
-        <w:tc>
-          <w:tcPr>
-            <w:tcW w:type="dxa" w:w="1150"/>
-            <w:shd w:fill="F2F2F2" w:color="auto" w:val="clear"/>
-            <w:tcMar>
-              <w:top w:type="dxa" w:w="90"/>
-              <w:left w:type="dxa" w:w="120"/>
-              <w:bottom w:type="dxa" w:w="90"/>
-              <w:right w:type="dxa" w:w="120"/>
-            </w:tcMar>
-          </w:tcPr>
-          <w:p>
-            <w:r>
-              <w:rPr>
-                <w:color w:val="000000"/>
-                <w:sz w:val="19"/>
-                <w:szCs w:val="19"/>
-              </w:rPr>
-              <w:t xml:space="preserve">2.5</w:t>
-            </w:r>
-          </w:p>
-        </w:tc>
-        <w:tc>
-          <w:tcPr>
-            <w:tcW w:type="dxa" w:w="1500"/>
-            <w:shd w:fill="F2F2F2" w:color="auto" w:val="clear"/>
-            <w:tcMar>
-              <w:top w:type="dxa" w:w="90"/>
-              <w:left w:type="dxa" w:w="120"/>
-              <w:bottom w:type="dxa" w:w="90"/>
-              <w:right w:type="dxa" w:w="120"/>
-            </w:tcMar>
-          </w:tcPr>
-          <w:p>
-            <w:r>
-              <w:rPr>
-                <w:color w:val="767171"/>
-                <w:sz w:val="19"/>
-                <w:szCs w:val="19"/>
-              </w:rPr>
-              <w:t xml:space="preserve"> </w:t>
-            </w:r>
-          </w:p>
-        </w:tc>
-        <w:tc>
-          <w:tcPr>
-            <w:tcW w:type="dxa" w:w="1350"/>
-            <w:shd w:fill="F2F2F2" w:color="auto" w:val="clear"/>
-            <w:tcMar>
-              <w:top w:type="dxa" w:w="90"/>
-              <w:left w:type="dxa" w:w="120"/>
-              <w:bottom w:type="dxa" w:w="90"/>
-              <w:right w:type="dxa" w:w="120"/>
-            </w:tcMar>
-          </w:tcPr>
-          <w:p>
-            <w:r>
-              <w:rPr>
-                <w:color w:val="767171"/>
-                <w:sz w:val="19"/>
-                <w:szCs w:val="19"/>
-              </w:rPr>
-              <w:t xml:space="preserve"> </w:t>
-            </w:r>
-          </w:p>
-        </w:tc>
-        <w:tc>
-          <w:tcPr>
-            <w:tcW w:type="dxa" w:w="1350"/>
-            <w:shd w:fill="F2F2F2" w:color="auto" w:val="clear"/>
-            <w:tcMar>
-              <w:top w:type="dxa" w:w="90"/>
-              <w:left w:type="dxa" w:w="120"/>
-              <w:bottom w:type="dxa" w:w="90"/>
-              <w:right w:type="dxa" w:w="120"/>
-            </w:tcMar>
-          </w:tcPr>
-          <w:p>
-            <w:r>
-              <w:rPr>
-                <w:color w:val="767171"/>
-                <w:sz w:val="19"/>
-                <w:szCs w:val="19"/>
-              </w:rPr>
-              <w:t xml:space="preserve"> </w:t>
-            </w:r>
-          </w:p>
-        </w:tc>
-        <w:tc>
-          <w:tcPr>
-            <w:tcW w:type="dxa" w:w="1560"/>
-            <w:shd w:fill="F2F2F2" w:color="auto" w:val="clear"/>
-            <w:tcMar>
-              <w:top w:type="dxa" w:w="90"/>
-              <w:left w:type="dxa" w:w="120"/>
-              <w:bottom w:type="dxa" w:w="90"/>
-              <w:right w:type="dxa" w:w="120"/>
-            </w:tcMar>
-          </w:tcPr>
-          <w:p>
-            <w:r>
-              <w:rPr>
-                <w:color w:val="767171"/>
-                <w:sz w:val="19"/>
-                <w:szCs w:val="19"/>
-              </w:rPr>
-              <w:t xml:space="preserve"> </w:t>
-            </w:r>
-          </w:p>
-        </w:tc>
-      </w:tr>
-      <w:tr>
-        <w:trPr>
-          <w:cantSplit/>
-        </w:trPr>
-        <w:tc>
-          <w:tcPr>
-            <w:tcW w:type="dxa" w:w="1300"/>
-            <w:tcMar>
-              <w:top w:type="dxa" w:w="90"/>
-              <w:left w:type="dxa" w:w="120"/>
-              <w:bottom w:type="dxa" w:w="90"/>
-              <w:right w:type="dxa" w:w="120"/>
-            </w:tcMar>
-          </w:tcPr>
-          <w:p>
-            <w:r>
-              <w:rPr>
-                <w:color w:val="000000"/>
-                <w:sz w:val="19"/>
-                <w:szCs w:val="19"/>
-              </w:rPr>
-              <w:t xml:space="preserve">My choice</w:t>
-            </w:r>
-          </w:p>
-        </w:tc>
-        <w:tc>
-          <w:tcPr>
-            <w:tcW w:type="dxa" w:w="1150"/>
-            <w:tcMar>
-              <w:top w:type="dxa" w:w="90"/>
-              <w:left w:type="dxa" w:w="120"/>
-              <w:bottom w:type="dxa" w:w="90"/>
-              <w:right w:type="dxa" w:w="120"/>
-            </w:tcMar>
-          </w:tcPr>
-          <w:p>
-            <w:r>
-              <w:rPr>
-                <w:color w:val="767171"/>
-                <w:sz w:val="19"/>
-                <w:szCs w:val="19"/>
-              </w:rPr>
-              <w:t xml:space="preserve"> </w:t>
-            </w:r>
-          </w:p>
-        </w:tc>
-        <w:tc>
-          <w:tcPr>
-            <w:tcW w:type="dxa" w:w="1150"/>
-            <w:tcMar>
-              <w:top w:type="dxa" w:w="90"/>
-              <w:left w:type="dxa" w:w="120"/>
-              <w:bottom w:type="dxa" w:w="90"/>
-              <w:right w:type="dxa" w:w="120"/>
-            </w:tcMar>
-          </w:tcPr>
-          <w:p>
-            <w:r>
-              <w:rPr>
-                <w:color w:val="767171"/>
-                <w:sz w:val="19"/>
-                <w:szCs w:val="19"/>
-              </w:rPr>
-              <w:t xml:space="preserve"> </w:t>
-            </w:r>
-          </w:p>
-        </w:tc>
-        <w:tc>
-          <w:tcPr>
-            <w:tcW w:type="dxa" w:w="1500"/>
-            <w:tcMar>
-              <w:top w:type="dxa" w:w="90"/>
-              <w:left w:type="dxa" w:w="120"/>
-              <w:bottom w:type="dxa" w:w="90"/>
-              <w:right w:type="dxa" w:w="120"/>
-            </w:tcMar>
-          </w:tcPr>
-          <w:p>
-            <w:r>
-              <w:rPr>
-                <w:color w:val="767171"/>
-                <w:sz w:val="19"/>
-                <w:szCs w:val="19"/>
-              </w:rPr>
-              <w:t xml:space="preserve"> </w:t>
-            </w:r>
-          </w:p>
-        </w:tc>
-        <w:tc>
-          <w:tcPr>
-            <w:tcW w:type="dxa" w:w="1350"/>
-            <w:tcMar>
-              <w:top w:type="dxa" w:w="90"/>
-              <w:left w:type="dxa" w:w="120"/>
-              <w:bottom w:type="dxa" w:w="90"/>
-              <w:right w:type="dxa" w:w="120"/>
-            </w:tcMar>
-          </w:tcPr>
-          <w:p>
-            <w:r>
-              <w:rPr>
-                <w:color w:val="767171"/>
-                <w:sz w:val="19"/>
-                <w:szCs w:val="19"/>
-              </w:rPr>
-              <w:t xml:space="preserve"> </w:t>
-            </w:r>
-          </w:p>
-        </w:tc>
-        <w:tc>
-          <w:tcPr>
-            <w:tcW w:type="dxa" w:w="1350"/>
-            <w:tcMar>
-              <w:top w:type="dxa" w:w="90"/>
-              <w:left w:type="dxa" w:w="120"/>
-              <w:bottom w:type="dxa" w:w="90"/>
-              <w:right w:type="dxa" w:w="120"/>
-            </w:tcMar>
-          </w:tcPr>
-          <w:p>
-            <w:r>
-              <w:rPr>
-                <w:color w:val="767171"/>
-                <w:sz w:val="19"/>
-                <w:szCs w:val="19"/>
-              </w:rPr>
-              <w:t xml:space="preserve"> </w:t>
-            </w:r>
-          </w:p>
-        </w:tc>
-        <w:tc>
-          <w:tcPr>
-            <w:tcW w:type="dxa" w:w="1560"/>
             <w:tcMar>
               <w:top w:type="dxa" w:w="90"/>
               <w:left w:type="dxa" w:w="120"/>
@@ -4254,7 +3534,7 @@
           <w:sz w:val="19"/>
           <w:szCs w:val="19"/>
         </w:rPr>
-        <w:t xml:space="preserve">Table 4. Sensitivity. My BYU ID ends in __, so Cutoff_Minutes = 4 + 0.04 × __ = ______.</w:t>
+        <w:t xml:space="preserve">Table 4. Sensitivity — the baseline and at least three more runs (km² of Snowbird).</w:t>
       </w:r>
     </w:p>
     <w:p>
@@ -4270,7 +3550,7 @@
           <w:sz w:val="22"/>
           <w:szCs w:val="22"/>
         </w:rPr>
-        <w:t xml:space="preserve">How does the share outside respond to the standard, and between which two cutoffs does it fall fastest? What does that say about where the stations are? (2 points)</w:t>
+        <w:t xml:space="preserve">How much does moving the elevation bands change the map, in each direction? Use the altitude-class column to say why. (2 points)</w:t>
       </w:r>
     </w:p>
     <w:p>
@@ -4300,7 +3580,7 @@
           <w:sz w:val="22"/>
           <w:szCs w:val="22"/>
         </w:rPr>
-        <w:t xml:space="preserve">Why do the buffer and the network disagree, and where? Name the two places from Figures 3 and 4. (2 points)</w:t>
+        <w:t xml:space="preserve">How much does the combination rule change the map? For the same run, compare the three rules. Which would you publish, and to whom? (2 points)</w:t>
       </w:r>
     </w:p>
     <w:p>
@@ -4330,7 +3610,7 @@
           <w:sz w:val="22"/>
           <w:szCs w:val="22"/>
         </w:rPr>
-        <w:t xml:space="preserve">What does the model leave out — typical rather than emergency speeds, a 2022 stations layer, people counted where they sleep, blocks counted by their center — which way would each move your share, and what data would fix the one that matters most? (2 points)</w:t>
+        <w:t xml:space="preserve">Where do the three rules agree, and where do they disagree most? Map Rule_Spread at shift 0 beside the imagery and say what terrain sits at 0 and at 4. (2 points)</w:t>
       </w:r>
     </w:p>
     <w:p>
@@ -4345,11 +3625,6 @@
           <w:highlight w:val="yellow"/>
         </w:rPr>
         <w:t xml:space="preserve">[Your answer here.]</w:t>
-      </w:r>
-    </w:p>
-    <w:p>
-      <w:r>
-        <w:br w:type="page"/>
       </w:r>
     </w:p>
     <w:p>
@@ -4365,7 +3640,7 @@
           <w:sz w:val="28"/>
           <w:szCs w:val="28"/>
         </w:rPr>
-        <w:t xml:space="preserve">7.  Maps</w:t>
+        <w:t xml:space="preserve">7.  Where the Map Is Wrong</w:t>
       </w:r>
     </w:p>
     <w:p>
@@ -4380,7 +3655,42 @@
           <w:sz w:val="19"/>
           <w:szCs w:val="19"/>
         </w:rPr>
-        <w:t xml:space="preserve">Both maps are full-page, 8.5 × 11. Put each on its own page. Use the same color for the four-minute area on both, so a reader can compare them.</w:t>
+        <w:t xml:space="preserve">Rubric: where the map is wrong and why, and what data would fix it (2 points). What the terrain-only model leaves out (snowpack, weather, wind loading, triggering, slope shape, ground cover, terrain traps), what a bare-earth 10 m DEM cannot show, and what Table 1 assumes — name each and the data that would fix it.</w:t>
+      </w:r>
+    </w:p>
+    <w:p>
+      <w:pPr>
+        <w:spacing w:after="260" w:before="0"/>
+      </w:pPr>
+      <w:r>
+        <w:rPr>
+          <w:i/>
+          <w:iCs/>
+          <w:color w:val="767171"/>
+          <w:highlight w:val="yellow"/>
+        </w:rPr>
+        <w:t xml:space="preserve">[Add your content here.]</w:t>
+      </w:r>
+    </w:p>
+    <w:p>
+      <w:r>
+        <w:br w:type="page"/>
+      </w:r>
+    </w:p>
+    <w:p>
+      <w:pPr>
+        <w:pStyle w:val="Heading1"/>
+        <w:spacing w:after="80" w:before="280"/>
+      </w:pPr>
+      <w:r>
+        <w:rPr>
+          <w:b/>
+          <w:bCs/>
+          <w:color w:val="1F3864"/>
+          <w:sz w:val="28"/>
+          <w:szCs w:val="28"/>
+        </w:rPr>
+        <w:t xml:space="preserve">8.  Maps</w:t>
       </w:r>
     </w:p>
     <w:p>
@@ -4395,7 +3705,22 @@
           <w:sz w:val="19"/>
           <w:szCs w:val="19"/>
         </w:rPr>
-        <w:t xml:space="preserve">Must carry: title, neat line, north arrow and scale bar; a text box with author, date, map projection, and the sources and dates of the data; the two service-area rings and the unserved blocks with a legend; the stations, the county and the cities readable; the headline numbers on the map; an imagery basemap.</w:t>
+        <w:t xml:space="preserve">Both maps are full-page, 8.5 × 11. Put each on its own page. Use the danger-scale colors on both, so a reader can compare them.</w:t>
+      </w:r>
+    </w:p>
+    <w:p>
+      <w:pPr>
+        <w:spacing w:after="160" w:before="60"/>
+      </w:pPr>
+      <w:r>
+        <w:rPr>
+          <w:i/>
+          <w:iCs/>
+          <w:color w:val="767171"/>
+          <w:sz w:val="19"/>
+          <w:szCs w:val="19"/>
+        </w:rPr>
+        <w:t xml:space="preserve">Must carry: title stating the rule and the elevation bands; neat line, north arrow and scale bar; a text box with author, date, map projection, and the DEM’s source and date; the hazard classes in the danger-scale colors, labeled Low to Extreme in a legend; the Snowbird boundary and labeled places; an inset locating Little Cottonwood Canyon; basemap, scale and legibility appropriate to the ski area.</w:t>
       </w:r>
     </w:p>
     <w:tbl>
@@ -4456,7 +3781,7 @@
           <w:sz w:val="19"/>
           <w:szCs w:val="19"/>
         </w:rPr>
-        <w:t xml:space="preserve">Map 1. Fire response coverage — the 0–4 and 4–8 minute areas, the blocks outside four minutes, and the stations.</w:t>
+        <w:t xml:space="preserve">Map 1. Baseline — the geometric mean at shift 0.</w:t>
       </w:r>
     </w:p>
     <w:p>
@@ -4476,7 +3801,7 @@
           <w:sz w:val="19"/>
           <w:szCs w:val="19"/>
         </w:rPr>
-        <w:t xml:space="preserve">Must carry: the buffer and the network area, each in the legend; the blocks the buffer counts as covered that the network does not, highlighted; title, neat line, north arrow and scale bar; a text box with author, date, projection and sources; the title and text box say what changed from Map 1 and give both populations.</w:t>
+        <w:t xml:space="preserve">Everything Map 1 needs except the inset, plus: the title and text box say what changed from Map 1 and why this run was chosen.</w:t>
       </w:r>
     </w:p>
     <w:tbl>
@@ -4537,7 +3862,7 @@
           <w:sz w:val="19"/>
           <w:szCs w:val="19"/>
         </w:rPr>
-        <w:t xml:space="preserve">Map 2. Straight line versus network — the 3.75 km buffer and the four-minute area, with the blocks the buffer claims and the roads do not.</w:t>
+        <w:t xml:space="preserve">Map 2. Scenario — a different shift or rule from Step 9.</w:t>
       </w:r>
     </w:p>
     <w:p>
@@ -4558,7 +3883,7 @@
           <w:sz w:val="28"/>
           <w:szCs w:val="28"/>
         </w:rPr>
-        <w:t xml:space="preserve">8.  References</w:t>
+        <w:t xml:space="preserve">9.  References</w:t>
       </w:r>
     </w:p>
     <w:p>
@@ -4573,7 +3898,7 @@
           <w:sz w:val="19"/>
           <w:szCs w:val="19"/>
         </w:rPr>
-        <w:t xml:space="preserve">Rubric: sources credited (part of the point for organized writing). Credit the UGRC network, stations and blocks, the Census, the basemap and anything else you relied on.</w:t>
+        <w:t xml:space="preserve">Rubric: sources credited (part of the point for organized writing). Credit the DEM, the ski-area layer, the advisory behind Table 1, the basemap and anything else you relied on.</w:t>
       </w:r>
     </w:p>
     <w:p>
@@ -4603,7 +3928,7 @@
           <w:sz w:val="28"/>
           <w:szCs w:val="28"/>
         </w:rPr>
-        <w:t xml:space="preserve">9.  AI Use Statement</w:t>
+        <w:t xml:space="preserve">10.  AI Use Statement</w:t>
       </w:r>
     </w:p>
     <w:p>
@@ -4618,7 +3943,7 @@
           <w:sz w:val="19"/>
           <w:szCs w:val="19"/>
         </w:rPr>
-        <w:t xml:space="preserve">Course policy: one line saying what you used AI for. If you used none, say that. Cutoffs, counts, coordinate systems and areas come from your own work, never from a model. You do the work in ArcGIS Pro yourself: AI may not run it for you, put facts in your report you did not find, or redraw or “enhance” your figures (see the course AI policy).</w:t>
+        <w:t xml:space="preserve">Course policy: one line saying what you used AI for. If you used none, say that. Expressions, class breaks, coordinate systems and areas come from your own work, never from a model. You do the work in ArcGIS Pro yourself: AI may not run it for you, put facts in your report you did not find, or redraw or “enhance” your figures (see the course AI policy).</w:t>
       </w:r>
     </w:p>
     <w:p>
@@ -4653,7 +3978,7 @@
           <w:sz w:val="28"/>
           <w:szCs w:val="28"/>
         </w:rPr>
-        <w:t xml:space="preserve">10.  Self-Graded Rubric</w:t>
+        <w:t xml:space="preserve">11.  Self-Graded Rubric</w:t>
       </w:r>
     </w:p>
     <w:p>
@@ -4842,7 +4167,7 @@
                 <w:sz w:val="17"/>
                 <w:szCs w:val="17"/>
               </w:rPr>
-              <w:t xml:space="preserve">The three metadata values — the stations' "Last Update" date, what UGRC's minutes were estimated from, what the blocks layer's description says — and what each means for your count (2)</w:t>
+              <w:t xml:space="preserve">The three metadata values for the DEM and what each means for your result (2)</w:t>
             </w:r>
           </w:p>
           <w:p>
@@ -4859,7 +4184,7 @@
                 <w:sz w:val="17"/>
                 <w:szCs w:val="17"/>
               </w:rPr>
-              <w:t xml:space="preserve">Your check values from Steps 0 to 6: the layer counts, the one-way count, the served area, the people and blocks outside at four minutes, the buffer's area and people (1)</w:t>
+              <w:t xml:space="preserve">The "all three agree" result and why it is the wrong answer (2)</w:t>
             </w:r>
           </w:p>
           <w:p>
@@ -4876,7 +4201,7 @@
                 <w:sz w:val="17"/>
                 <w:szCs w:val="17"/>
               </w:rPr>
-              <w:t xml:space="preserve">Where the straight line is wrong: two places on your map, each with coordinates, a cropped figure and the reason (3)</w:t>
+              <w:t xml:space="preserve">Where the map is wrong and why, and what data would fix it (2)</w:t>
             </w:r>
           </w:p>
           <w:p>
@@ -4991,7 +4316,7 @@
                 <w:sz w:val="17"/>
                 <w:szCs w:val="17"/>
               </w:rPr>
-              <w:t xml:space="preserve">The model runs from its tool dialog and, at the defaults, matches the check values: 194.85 km² served, 379,054 people outside, 23,203 outside the buffer (4)</w:t>
+              <w:t xml:space="preserve">The model runs end to end from its tool dialog and its Step 8 table of Snowbird's areas at shift 0 matches the check values (4)</w:t>
             </w:r>
           </w:p>
           <w:p>
@@ -5025,7 +4350,7 @@
                 <w:sz w:val="17"/>
                 <w:szCs w:val="17"/>
               </w:rPr>
-              <w:t xml:space="preserve">A screen capture of the tool dialog with the cutoff and the buffer distance exposed as parameters, and Lab12.atbx uploaded (2)</w:t>
+              <w:t xml:space="preserve">A screen capture of the toolbox interface with the shift parameter exposed (2)</w:t>
             </w:r>
           </w:p>
           <w:p>
@@ -5042,7 +4367,7 @@
                 <w:sz w:val="17"/>
                 <w:szCs w:val="17"/>
               </w:rPr>
-              <w:t xml:space="preserve">A description of the model a reader could repeat from, with every tool's settings and every dataset (2)</w:t>
+              <w:t xml:space="preserve">A description of the model a reader could repeat from (2)</w:t>
             </w:r>
           </w:p>
         </w:tc>
@@ -5123,7 +4448,7 @@
                 <w:sz w:val="19"/>
                 <w:szCs w:val="19"/>
               </w:rPr>
-              <w:t xml:space="preserve">Map 1 — fire response coverage</w:t>
+              <w:t xml:space="preserve">Map 1 — your baseline (full page, 8.5 × 11)</w:t>
             </w:r>
           </w:p>
           <w:p>
@@ -5140,7 +4465,7 @@
                 <w:sz w:val="17"/>
                 <w:szCs w:val="17"/>
               </w:rPr>
-              <w:t xml:space="preserve">Title, neat line, north arrow and scale bar (1)</w:t>
+              <w:t xml:space="preserve">Title stating the rule and the elevation bands (1)</w:t>
             </w:r>
           </w:p>
           <w:p>
@@ -5157,7 +4482,7 @@
                 <w:sz w:val="17"/>
                 <w:szCs w:val="17"/>
               </w:rPr>
-              <w:t xml:space="preserve">Text box with author, date, map projection, and the sources and dates of the data (1)</w:t>
+              <w:t xml:space="preserve">Neat line, north arrow and scale bar (1)</w:t>
             </w:r>
           </w:p>
           <w:p>
@@ -5174,7 +4499,7 @@
                 <w:sz w:val="17"/>
                 <w:szCs w:val="17"/>
               </w:rPr>
-              <w:t xml:space="preserve">The 0–4 and 4–8 minute areas and the blocks outside four minutes symbolized, with a legend (2)</w:t>
+              <w:t xml:space="preserve">Text box with author, date, map projection, and the DEM's source and date (1)</w:t>
             </w:r>
           </w:p>
           <w:p>
@@ -5191,7 +4516,7 @@
                 <w:sz w:val="17"/>
                 <w:szCs w:val="17"/>
               </w:rPr>
-              <w:t xml:space="preserve">The stations, the county and the cities readable against the basemap (2)</w:t>
+              <w:t xml:space="preserve">The hazard classes in the danger-scale colors, labeled Low to Extreme in a legend (2)</w:t>
             </w:r>
           </w:p>
           <w:p>
@@ -5208,7 +4533,7 @@
                 <w:sz w:val="17"/>
                 <w:szCs w:val="17"/>
               </w:rPr>
-              <w:t xml:space="preserve">The headline numbers on the map: people outside four minutes and the share of the county (2)</w:t>
+              <w:t xml:space="preserve">The Snowbird boundary and labeled places (1)</w:t>
             </w:r>
           </w:p>
           <w:p>
@@ -5225,88 +4550,7 @@
                 <w:sz w:val="17"/>
                 <w:szCs w:val="17"/>
               </w:rPr>
-              <w:t xml:space="preserve">Imagery basemap, scale and legibility appropriate to the county (2)</w:t>
-            </w:r>
-          </w:p>
-        </w:tc>
-        <w:tc>
-          <w:tcPr>
-            <w:tcW w:type="dxa" w:w="900"/>
-            <w:tcMar>
-              <w:top w:type="dxa" w:w="90"/>
-              <w:left w:type="dxa" w:w="120"/>
-              <w:bottom w:type="dxa" w:w="90"/>
-              <w:right w:type="dxa" w:w="120"/>
-            </w:tcMar>
-          </w:tcPr>
-          <w:p>
-            <w:pPr>
-              <w:jc w:val="center"/>
-            </w:pPr>
-            <w:r>
-              <w:rPr>
-                <w:b w:val="false"/>
-                <w:bCs w:val="false"/>
-                <w:sz w:val="19"/>
-                <w:szCs w:val="19"/>
-              </w:rPr>
-              <w:t xml:space="preserve">10</w:t>
-            </w:r>
-          </w:p>
-        </w:tc>
-        <w:tc>
-          <w:tcPr>
-            <w:tcW w:type="dxa" w:w="1260"/>
-            <w:tcMar>
-              <w:top w:type="dxa" w:w="90"/>
-              <w:left w:type="dxa" w:w="120"/>
-              <w:bottom w:type="dxa" w:w="90"/>
-              <w:right w:type="dxa" w:w="120"/>
-            </w:tcMar>
-          </w:tcPr>
-          <w:p>
-            <w:pPr>
-              <w:jc w:val="center"/>
-            </w:pPr>
-            <w:r>
-              <w:rPr>
-                <w:b w:val="false"/>
-                <w:bCs w:val="false"/>
-                <w:sz w:val="19"/>
-                <w:szCs w:val="19"/>
-                <w:highlight w:val="yellow"/>
-              </w:rPr>
-              <w:t xml:space="preserve">___ / 10</w:t>
-            </w:r>
-          </w:p>
-        </w:tc>
-      </w:tr>
-      <w:tr>
-        <w:trPr>
-          <w:cantSplit/>
-        </w:trPr>
-        <w:tc>
-          <w:tcPr>
-            <w:tcW w:type="dxa" w:w="7200"/>
-            <w:tcMar>
-              <w:top w:type="dxa" w:w="90"/>
-              <w:left w:type="dxa" w:w="120"/>
-              <w:bottom w:type="dxa" w:w="90"/>
-              <w:right w:type="dxa" w:w="120"/>
-            </w:tcMar>
-          </w:tcPr>
-          <w:p>
-            <w:pPr>
-              <w:spacing w:after="60"/>
-            </w:pPr>
-            <w:r>
-              <w:rPr>
-                <w:b/>
-                <w:bCs/>
-                <w:sz w:val="19"/>
-                <w:szCs w:val="19"/>
-              </w:rPr>
-              <w:t xml:space="preserve">Map 2 — straight line versus network</w:t>
+              <w:t xml:space="preserve">An inset locating Little Cottonwood Canyon (2)</w:t>
             </w:r>
           </w:p>
           <w:p>
@@ -5323,7 +4567,88 @@
                 <w:sz w:val="17"/>
                 <w:szCs w:val="17"/>
               </w:rPr>
-              <w:t xml:space="preserve">Title, neat line, north arrow and scale bar (1)</w:t>
+              <w:t xml:space="preserve">Basemap, scale and legibility appropriate to the ski area (2)</w:t>
+            </w:r>
+          </w:p>
+        </w:tc>
+        <w:tc>
+          <w:tcPr>
+            <w:tcW w:type="dxa" w:w="900"/>
+            <w:tcMar>
+              <w:top w:type="dxa" w:w="90"/>
+              <w:left w:type="dxa" w:w="120"/>
+              <w:bottom w:type="dxa" w:w="90"/>
+              <w:right w:type="dxa" w:w="120"/>
+            </w:tcMar>
+          </w:tcPr>
+          <w:p>
+            <w:pPr>
+              <w:jc w:val="center"/>
+            </w:pPr>
+            <w:r>
+              <w:rPr>
+                <w:b w:val="false"/>
+                <w:bCs w:val="false"/>
+                <w:sz w:val="19"/>
+                <w:szCs w:val="19"/>
+              </w:rPr>
+              <w:t xml:space="preserve">10</w:t>
+            </w:r>
+          </w:p>
+        </w:tc>
+        <w:tc>
+          <w:tcPr>
+            <w:tcW w:type="dxa" w:w="1260"/>
+            <w:tcMar>
+              <w:top w:type="dxa" w:w="90"/>
+              <w:left w:type="dxa" w:w="120"/>
+              <w:bottom w:type="dxa" w:w="90"/>
+              <w:right w:type="dxa" w:w="120"/>
+            </w:tcMar>
+          </w:tcPr>
+          <w:p>
+            <w:pPr>
+              <w:jc w:val="center"/>
+            </w:pPr>
+            <w:r>
+              <w:rPr>
+                <w:b w:val="false"/>
+                <w:bCs w:val="false"/>
+                <w:sz w:val="19"/>
+                <w:szCs w:val="19"/>
+                <w:highlight w:val="yellow"/>
+              </w:rPr>
+              <w:t xml:space="preserve">___ / 10</w:t>
+            </w:r>
+          </w:p>
+        </w:tc>
+      </w:tr>
+      <w:tr>
+        <w:trPr>
+          <w:cantSplit/>
+        </w:trPr>
+        <w:tc>
+          <w:tcPr>
+            <w:tcW w:type="dxa" w:w="7200"/>
+            <w:tcMar>
+              <w:top w:type="dxa" w:w="90"/>
+              <w:left w:type="dxa" w:w="120"/>
+              <w:bottom w:type="dxa" w:w="90"/>
+              <w:right w:type="dxa" w:w="120"/>
+            </w:tcMar>
+          </w:tcPr>
+          <w:p>
+            <w:pPr>
+              <w:spacing w:after="60"/>
+            </w:pPr>
+            <w:r>
+              <w:rPr>
+                <w:b/>
+                <w:bCs/>
+                <w:sz w:val="19"/>
+                <w:szCs w:val="19"/>
+              </w:rPr>
+              <w:t xml:space="preserve">Map 2 — one Step 9 scenario (full page, 8.5 × 11)</w:t>
             </w:r>
           </w:p>
           <w:p>
@@ -5340,7 +4665,7 @@
                 <w:sz w:val="17"/>
                 <w:szCs w:val="17"/>
               </w:rPr>
-              <w:t xml:space="preserve">Text box with author, date, map projection, and the sources and dates (1)</w:t>
+              <w:t xml:space="preserve">Title stating the rule and the elevation bands (1)</w:t>
             </w:r>
           </w:p>
           <w:p>
@@ -5357,7 +4682,7 @@
                 <w:sz w:val="17"/>
                 <w:szCs w:val="17"/>
               </w:rPr>
-              <w:t xml:space="preserve">The buffer and the network area both shown and distinguishable in the legend (2)</w:t>
+              <w:t xml:space="preserve">Neat line, north arrow and scale bar (1)</w:t>
             </w:r>
           </w:p>
           <w:p>
@@ -5374,7 +4699,7 @@
                 <w:sz w:val="17"/>
                 <w:szCs w:val="17"/>
               </w:rPr>
-              <w:t xml:space="preserve">The blocks the buffer counts as covered that the network does not, highlighted (2)</w:t>
+              <w:t xml:space="preserve">Text box with author, date, map projection, and the DEM's source and date (1)</w:t>
             </w:r>
           </w:p>
           <w:p>
@@ -5391,7 +4716,7 @@
                 <w:sz w:val="17"/>
                 <w:szCs w:val="17"/>
               </w:rPr>
-              <w:t xml:space="preserve">Title and text box say what changed from Map 1 and give both counts of people outside (2)</w:t>
+              <w:t xml:space="preserve">The hazard classes in the danger-scale colors, labeled Low to Extreme in a legend (2)</w:t>
             </w:r>
           </w:p>
           <w:p>
@@ -5408,88 +4733,7 @@
                 <w:sz w:val="17"/>
                 <w:szCs w:val="17"/>
               </w:rPr>
-              <w:t xml:space="preserve">Imagery basemap, scale and legibility (2)</w:t>
-            </w:r>
-          </w:p>
-        </w:tc>
-        <w:tc>
-          <w:tcPr>
-            <w:tcW w:type="dxa" w:w="900"/>
-            <w:tcMar>
-              <w:top w:type="dxa" w:w="90"/>
-              <w:left w:type="dxa" w:w="120"/>
-              <w:bottom w:type="dxa" w:w="90"/>
-              <w:right w:type="dxa" w:w="120"/>
-            </w:tcMar>
-          </w:tcPr>
-          <w:p>
-            <w:pPr>
-              <w:jc w:val="center"/>
-            </w:pPr>
-            <w:r>
-              <w:rPr>
-                <w:b w:val="false"/>
-                <w:bCs w:val="false"/>
-                <w:sz w:val="19"/>
-                <w:szCs w:val="19"/>
-              </w:rPr>
-              <w:t xml:space="preserve">10</w:t>
-            </w:r>
-          </w:p>
-        </w:tc>
-        <w:tc>
-          <w:tcPr>
-            <w:tcW w:type="dxa" w:w="1260"/>
-            <w:tcMar>
-              <w:top w:type="dxa" w:w="90"/>
-              <w:left w:type="dxa" w:w="120"/>
-              <w:bottom w:type="dxa" w:w="90"/>
-              <w:right w:type="dxa" w:w="120"/>
-            </w:tcMar>
-          </w:tcPr>
-          <w:p>
-            <w:pPr>
-              <w:jc w:val="center"/>
-            </w:pPr>
-            <w:r>
-              <w:rPr>
-                <w:b w:val="false"/>
-                <w:bCs w:val="false"/>
-                <w:sz w:val="19"/>
-                <w:szCs w:val="19"/>
-                <w:highlight w:val="yellow"/>
-              </w:rPr>
-              <w:t xml:space="preserve">___ / 10</w:t>
-            </w:r>
-          </w:p>
-        </w:tc>
-      </w:tr>
-      <w:tr>
-        <w:trPr>
-          <w:cantSplit/>
-        </w:trPr>
-        <w:tc>
-          <w:tcPr>
-            <w:tcW w:type="dxa" w:w="7200"/>
-            <w:tcMar>
-              <w:top w:type="dxa" w:w="90"/>
-              <w:left w:type="dxa" w:w="120"/>
-              <w:bottom w:type="dxa" w:w="90"/>
-              <w:right w:type="dxa" w:w="120"/>
-            </w:tcMar>
-          </w:tcPr>
-          <w:p>
-            <w:pPr>
-              <w:spacing w:after="60"/>
-            </w:pPr>
-            <w:r>
-              <w:rPr>
-                <w:b/>
-                <w:bCs/>
-                <w:sz w:val="19"/>
-                <w:szCs w:val="19"/>
-              </w:rPr>
-              <w:t xml:space="preserve">Sensitivity (Step 9)</w:t>
+              <w:t xml:space="preserve">The Snowbird boundary and labeled places (1)</w:t>
             </w:r>
           </w:p>
           <w:p>
@@ -5506,7 +4750,7 @@
                 <w:sz w:val="17"/>
                 <w:szCs w:val="17"/>
               </w:rPr>
-              <w:t xml:space="preserve">One table with the baseline and at least five runs — including your BYU ID's last two digits and cutoff — giving the cutoff, the buffer distance, the served area, the blocks and people outside and the share (4)</w:t>
+              <w:t xml:space="preserve">Title and text box say what changed from Map 1 and why this run was chosen (2)</w:t>
             </w:r>
           </w:p>
           <w:p>
@@ -5523,7 +4767,88 @@
                 <w:sz w:val="17"/>
                 <w:szCs w:val="17"/>
               </w:rPr>
-              <w:t xml:space="preserve">How the share responds to the standard, and between which cutoffs it falls fastest (2)</w:t>
+              <w:t xml:space="preserve">Basemap, scale and legibility appropriate to the ski area (2)</w:t>
+            </w:r>
+          </w:p>
+        </w:tc>
+        <w:tc>
+          <w:tcPr>
+            <w:tcW w:type="dxa" w:w="900"/>
+            <w:tcMar>
+              <w:top w:type="dxa" w:w="90"/>
+              <w:left w:type="dxa" w:w="120"/>
+              <w:bottom w:type="dxa" w:w="90"/>
+              <w:right w:type="dxa" w:w="120"/>
+            </w:tcMar>
+          </w:tcPr>
+          <w:p>
+            <w:pPr>
+              <w:jc w:val="center"/>
+            </w:pPr>
+            <w:r>
+              <w:rPr>
+                <w:b w:val="false"/>
+                <w:bCs w:val="false"/>
+                <w:sz w:val="19"/>
+                <w:szCs w:val="19"/>
+              </w:rPr>
+              <w:t xml:space="preserve">10</w:t>
+            </w:r>
+          </w:p>
+        </w:tc>
+        <w:tc>
+          <w:tcPr>
+            <w:tcW w:type="dxa" w:w="1260"/>
+            <w:tcMar>
+              <w:top w:type="dxa" w:w="90"/>
+              <w:left w:type="dxa" w:w="120"/>
+              <w:bottom w:type="dxa" w:w="90"/>
+              <w:right w:type="dxa" w:w="120"/>
+            </w:tcMar>
+          </w:tcPr>
+          <w:p>
+            <w:pPr>
+              <w:jc w:val="center"/>
+            </w:pPr>
+            <w:r>
+              <w:rPr>
+                <w:b w:val="false"/>
+                <w:bCs w:val="false"/>
+                <w:sz w:val="19"/>
+                <w:szCs w:val="19"/>
+                <w:highlight w:val="yellow"/>
+              </w:rPr>
+              <w:t xml:space="preserve">___ / 10</w:t>
+            </w:r>
+          </w:p>
+        </w:tc>
+      </w:tr>
+      <w:tr>
+        <w:trPr>
+          <w:cantSplit/>
+        </w:trPr>
+        <w:tc>
+          <w:tcPr>
+            <w:tcW w:type="dxa" w:w="7200"/>
+            <w:tcMar>
+              <w:top w:type="dxa" w:w="90"/>
+              <w:left w:type="dxa" w:w="120"/>
+              <w:bottom w:type="dxa" w:w="90"/>
+              <w:right w:type="dxa" w:w="120"/>
+            </w:tcMar>
+          </w:tcPr>
+          <w:p>
+            <w:pPr>
+              <w:spacing w:after="60"/>
+            </w:pPr>
+            <w:r>
+              <w:rPr>
+                <w:b/>
+                <w:bCs/>
+                <w:sz w:val="19"/>
+                <w:szCs w:val="19"/>
+              </w:rPr>
+              <w:t xml:space="preserve">Sensitivity (Step 9)</w:t>
             </w:r>
           </w:p>
           <w:p>
@@ -5540,7 +4865,7 @@
                 <w:sz w:val="17"/>
                 <w:szCs w:val="17"/>
               </w:rPr>
-              <w:t xml:space="preserve">Why the buffer and the network disagree: the people the buffer claims and the roads do not reach, and what the roads do at your two places (2)</w:t>
+              <w:t xml:space="preserve">One table with the baseline and at least three more runs, giving the shift, the altitude-class-5 area, and the High + Extreme area of Snowbird under each of the three rules (4)</w:t>
             </w:r>
           </w:p>
           <w:p>
@@ -5557,7 +4882,41 @@
                 <w:sz w:val="17"/>
                 <w:szCs w:val="17"/>
               </w:rPr>
-              <w:t xml:space="preserve">What the model leaves out, which way each would move your share, and what data would fix the one that matters most (2)</w:t>
+              <w:t xml:space="preserve">How much moving the elevation bands changes the map in each direction, and why (2)</w:t>
+            </w:r>
+          </w:p>
+          <w:p>
+            <w:pPr>
+              <w:pStyle w:val="ListParagraph"/>
+              <w:numPr>
+                <w:ilvl w:val="0"/>
+                <w:numId w:val="3"/>
+              </w:numPr>
+              <w:spacing w:after="40"/>
+            </w:pPr>
+            <w:r>
+              <w:rPr>
+                <w:sz w:val="17"/>
+                <w:szCs w:val="17"/>
+              </w:rPr>
+              <w:t xml:space="preserve">How much the combination rule changes the map, and which rule you would publish and why (2)</w:t>
+            </w:r>
+          </w:p>
+          <w:p>
+            <w:pPr>
+              <w:pStyle w:val="ListParagraph"/>
+              <w:numPr>
+                <w:ilvl w:val="0"/>
+                <w:numId w:val="3"/>
+              </w:numPr>
+              <w:spacing w:after="40"/>
+            </w:pPr>
+            <w:r>
+              <w:rPr>
+                <w:sz w:val="17"/>
+                <w:szCs w:val="17"/>
+              </w:rPr>
+              <w:t xml:space="preserve">Where the rules agree and disagree (Rule_Spread), and what terrain that is (2)</w:t>
             </w:r>
           </w:p>
         </w:tc>
